--- a/7_Allegati/backlog.docx
+++ b/7_Allegati/backlog.docx
@@ -29,13 +29,60 @@
         </w:numPr>
       </w:pPr>
       <w:r>
-        <w:t>Come utente voglio vedere la schermata ini</w:t>
-      </w:r>
-      <w:r>
-        <w:t>z</w:t>
-      </w:r>
-      <w:r>
-        <w:t>iale.</w:t>
+        <w:t>Come giocatore voglio vedere la schermata iniziale per poter iniziare a giocare o accedere alle altre funzionalità del gioco.</w:t>
+      </w:r>
+      <w:r>
+        <w:t xml:space="preserve"> </w:t>
+      </w:r>
+    </w:p>
+    <w:p>
+      <w:pPr>
+        <w:pStyle w:val="Paragrafoelenco"/>
+      </w:pPr>
+      <w:r>
+        <w:rPr>
+          <w:b/>
+          <w:bCs/>
+        </w:rPr>
+        <w:t>Criteri di accettazioni</w:t>
+      </w:r>
+    </w:p>
+    <w:p>
+      <w:pPr>
+        <w:pStyle w:val="Paragrafoelenco"/>
+        <w:numPr>
+          <w:ilvl w:val="1"/>
+          <w:numId w:val="1"/>
+        </w:numPr>
+      </w:pPr>
+      <w:r>
+        <w:t>All'avvio del gioco viene mostrata automaticamente la schermata iniziale.</w:t>
+      </w:r>
+    </w:p>
+    <w:p>
+      <w:pPr>
+        <w:pStyle w:val="Paragrafoelenco"/>
+        <w:numPr>
+          <w:ilvl w:val="1"/>
+          <w:numId w:val="1"/>
+        </w:numPr>
+      </w:pPr>
+      <w:r>
+        <w:t>La schermata iniziale contiene i pulsanti</w:t>
+      </w:r>
+      <w:r>
+        <w:t xml:space="preserve"> Gioca, manuale, impostazioni</w:t>
+      </w:r>
+      <w:r>
+        <w:t>.</w:t>
+      </w:r>
+    </w:p>
+    <w:p>
+      <w:pPr>
+        <w:pStyle w:val="Paragrafoelenco"/>
+      </w:pPr>
+      <w:r>
+        <w:t>Stima: S</w:t>
       </w:r>
     </w:p>
     <w:p>
@@ -47,7 +94,44 @@
         </w:numPr>
       </w:pPr>
       <w:r>
-        <w:t>Come utente voglio accedere al menu e modificare impostazioni</w:t>
+        <w:t>Come giocatore voglio vedere il manuale per poter capire le regole</w:t>
+      </w:r>
+      <w:r>
+        <w:br/>
+      </w:r>
+      <w:r>
+        <w:rPr>
+          <w:b/>
+          <w:bCs/>
+        </w:rPr>
+        <w:t>Criteri di accettazioni</w:t>
+      </w:r>
+    </w:p>
+    <w:p>
+      <w:pPr>
+        <w:pStyle w:val="Paragrafoelenco"/>
+        <w:numPr>
+          <w:ilvl w:val="1"/>
+          <w:numId w:val="1"/>
+        </w:numPr>
+      </w:pPr>
+      <w:r>
+        <w:t>Dal menu principale il giocatore può aprire la schermata del manuale.</w:t>
+      </w:r>
+    </w:p>
+    <w:p>
+      <w:pPr>
+        <w:pStyle w:val="Paragrafoelenco"/>
+        <w:numPr>
+          <w:ilvl w:val="1"/>
+          <w:numId w:val="1"/>
+        </w:numPr>
+      </w:pPr>
+      <w:r>
+        <w:t>Il manuale mostra le istruzioni</w:t>
+      </w:r>
+      <w:r>
+        <w:t xml:space="preserve"> su come giocare</w:t>
       </w:r>
       <w:r>
         <w:t>.</w:t>
@@ -56,13 +140,74 @@
     <w:p>
       <w:pPr>
         <w:pStyle w:val="Paragrafoelenco"/>
+      </w:pPr>
+      <w:r>
+        <w:t>Stima: S</w:t>
+      </w:r>
+    </w:p>
+    <w:p>
+      <w:pPr>
+        <w:pStyle w:val="Paragrafoelenco"/>
         <w:numPr>
           <w:ilvl w:val="0"/>
           <w:numId w:val="1"/>
         </w:numPr>
       </w:pPr>
       <w:r>
-        <w:t>Come utente voglio vedere il manuale.</w:t>
+        <w:t xml:space="preserve">Come giocatore voglio potere visualizzare </w:t>
+      </w:r>
+      <w:proofErr w:type="gramStart"/>
+      <w:r>
+        <w:t>le impostazione</w:t>
+      </w:r>
+      <w:proofErr w:type="gramEnd"/>
+      <w:r>
+        <w:t xml:space="preserve"> per poter cambiare le varie impostazioni di gioco</w:t>
+      </w:r>
+      <w:r>
+        <w:br/>
+      </w:r>
+      <w:r>
+        <w:rPr>
+          <w:b/>
+          <w:bCs/>
+        </w:rPr>
+        <w:t>Criteri di accettazione</w:t>
+      </w:r>
+    </w:p>
+    <w:p>
+      <w:pPr>
+        <w:pStyle w:val="Paragrafoelenco"/>
+        <w:numPr>
+          <w:ilvl w:val="1"/>
+          <w:numId w:val="1"/>
+        </w:numPr>
+      </w:pPr>
+      <w:r>
+        <w:t>Dal menu principale il giocatore può aprire la schermata</w:t>
+      </w:r>
+      <w:r>
+        <w:t xml:space="preserve"> delle impostazioni</w:t>
+      </w:r>
+    </w:p>
+    <w:p>
+      <w:pPr>
+        <w:pStyle w:val="Paragrafoelenco"/>
+        <w:numPr>
+          <w:ilvl w:val="1"/>
+          <w:numId w:val="1"/>
+        </w:numPr>
+      </w:pPr>
+      <w:r>
+        <w:t xml:space="preserve">Dal menu di impostazioni devo poter gestire le impostazioni di gioco </w:t>
+      </w:r>
+    </w:p>
+    <w:p>
+      <w:pPr>
+        <w:pStyle w:val="Paragrafoelenco"/>
+      </w:pPr>
+      <w:r>
+        <w:t>Stima: M</w:t>
       </w:r>
     </w:p>
     <w:p>
@@ -74,7 +219,68 @@
         </w:numPr>
       </w:pPr>
       <w:r>
-        <w:t>Come utente voglio entrare in una partita.</w:t>
+        <w:t xml:space="preserve">Come </w:t>
+      </w:r>
+      <w:r>
+        <w:t>giocatore</w:t>
+      </w:r>
+      <w:r>
+        <w:t xml:space="preserve"> voglio entrare in una partita per poter iniziare a giocare.</w:t>
+      </w:r>
+      <w:r>
+        <w:t xml:space="preserve"> </w:t>
+      </w:r>
+      <w:r>
+        <w:br/>
+      </w:r>
+      <w:r>
+        <w:rPr>
+          <w:b/>
+          <w:bCs/>
+        </w:rPr>
+        <w:t>Criteri di accettazione</w:t>
+      </w:r>
+    </w:p>
+    <w:p>
+      <w:pPr>
+        <w:pStyle w:val="Paragrafoelenco"/>
+        <w:numPr>
+          <w:ilvl w:val="1"/>
+          <w:numId w:val="1"/>
+        </w:numPr>
+      </w:pPr>
+      <w:r>
+        <w:t xml:space="preserve">Premendo il pulsante </w:t>
+      </w:r>
+      <w:r>
+        <w:rPr>
+          <w:b/>
+          <w:bCs/>
+        </w:rPr>
+        <w:t>Gioca</w:t>
+      </w:r>
+      <w:r>
+        <w:t xml:space="preserve"> dal menu principale viene caricata la partita.</w:t>
+      </w:r>
+    </w:p>
+    <w:p>
+      <w:pPr>
+        <w:pStyle w:val="Paragrafoelenco"/>
+        <w:numPr>
+          <w:ilvl w:val="1"/>
+          <w:numId w:val="1"/>
+        </w:numPr>
+      </w:pPr>
+      <w:r>
+        <w:t>Il giocatore viene portato nella schermata di gameplay.</w:t>
+      </w:r>
+    </w:p>
+    <w:p>
+      <w:pPr>
+        <w:pStyle w:val="Paragrafoelenco"/>
+      </w:pPr>
+      <w:r>
+        <w:t>Stima: M</w:t>
       </w:r>
     </w:p>
     <w:p>
@@ -86,7 +292,70 @@
         </w:numPr>
       </w:pPr>
       <w:r>
-        <w:t>Come utente voglio visualizzare le telecamere</w:t>
+        <w:t xml:space="preserve">Come </w:t>
+      </w:r>
+      <w:r>
+        <w:t>giocatore</w:t>
+      </w:r>
+      <w:r>
+        <w:t xml:space="preserve"> voglio visualizzare le telecamere per poter controllare le varie stanze.</w:t>
+      </w:r>
+      <w:r>
+        <w:t xml:space="preserve"> </w:t>
+      </w:r>
+      <w:r>
+        <w:br/>
+      </w:r>
+      <w:r>
+        <w:rPr>
+          <w:b/>
+          <w:bCs/>
+        </w:rPr>
+        <w:t>Criteri di accettazione</w:t>
+      </w:r>
+    </w:p>
+    <w:p>
+      <w:pPr>
+        <w:pStyle w:val="Paragrafoelenco"/>
+        <w:numPr>
+          <w:ilvl w:val="1"/>
+          <w:numId w:val="1"/>
+        </w:numPr>
+      </w:pPr>
+      <w:r>
+        <w:t>Il giocatore può aprire il sistema di telecamere durante la partita.</w:t>
+      </w:r>
+    </w:p>
+    <w:p>
+      <w:pPr>
+        <w:pStyle w:val="Paragrafoelenco"/>
+        <w:numPr>
+          <w:ilvl w:val="1"/>
+          <w:numId w:val="1"/>
+        </w:numPr>
+      </w:pPr>
+      <w:r>
+        <w:t>Le telecamere mostrano le stanze della mappa.</w:t>
+      </w:r>
+    </w:p>
+    <w:p>
+      <w:pPr>
+        <w:pStyle w:val="Paragrafoelenco"/>
+        <w:numPr>
+          <w:ilvl w:val="1"/>
+          <w:numId w:val="1"/>
+        </w:numPr>
+      </w:pPr>
+      <w:r>
+        <w:t xml:space="preserve">Il giocatore può accedere alle varie telecamere </w:t>
+      </w:r>
+    </w:p>
+    <w:p>
+      <w:pPr>
+        <w:pStyle w:val="Paragrafoelenco"/>
+      </w:pPr>
+      <w:r>
+        <w:t>Stima: M</w:t>
       </w:r>
     </w:p>
     <w:p>
@@ -98,8 +367,64 @@
         </w:numPr>
       </w:pPr>
       <w:r>
-        <w:t xml:space="preserve">Come utente voglio potere cambiare le telecamere </w:t>
-      </w:r>
+        <w:t xml:space="preserve">Come </w:t>
+      </w:r>
+      <w:r>
+        <w:t>giocatore</w:t>
+      </w:r>
+      <w:r>
+        <w:t xml:space="preserve"> voglio poter visualizzare gli animatronici nelle varie stanze per monitorare i loro movimenti.</w:t>
+      </w:r>
+      <w:r>
+        <w:t xml:space="preserve"> </w:t>
+      </w:r>
+      <w:r>
+        <w:br/>
+      </w:r>
+      <w:r>
+        <w:rPr>
+          <w:b/>
+          <w:bCs/>
+        </w:rPr>
+        <w:t>Criteri di accettazione</w:t>
+      </w:r>
+    </w:p>
+    <w:p>
+      <w:pPr>
+        <w:pStyle w:val="Paragrafoelenco"/>
+        <w:numPr>
+          <w:ilvl w:val="1"/>
+          <w:numId w:val="1"/>
+        </w:numPr>
+      </w:pPr>
+      <w:r>
+        <w:t>Gli animatronici sono visibili nelle telecamere quando si trovano nella stanza.</w:t>
+      </w:r>
+    </w:p>
+    <w:p>
+      <w:pPr>
+        <w:pStyle w:val="Paragrafoelenco"/>
+        <w:numPr>
+          <w:ilvl w:val="1"/>
+          <w:numId w:val="1"/>
+        </w:numPr>
+      </w:pPr>
+      <w:r>
+        <w:t>La loro posizione cambia nel tempo.</w:t>
+      </w:r>
+    </w:p>
+    <w:p>
+      <w:pPr>
+        <w:pStyle w:val="Paragrafoelenco"/>
+      </w:pPr>
+      <w:r>
+        <w:t>Stima: L</w:t>
+      </w:r>
+    </w:p>
+    <w:p>
+      <w:pPr>
+        <w:pStyle w:val="Paragrafoelenco"/>
+      </w:pPr>
     </w:p>
     <w:p>
       <w:pPr>
@@ -110,10 +435,56 @@
         </w:numPr>
       </w:pPr>
       <w:r>
-        <w:t xml:space="preserve">Come utente voglio potere visualizzare gli animatronici nelle varie </w:t>
-      </w:r>
-      <w:r>
-        <w:t>stanze</w:t>
+        <w:lastRenderedPageBreak/>
+        <w:t xml:space="preserve">Come </w:t>
+      </w:r>
+      <w:r>
+        <w:t>giocatore</w:t>
+      </w:r>
+      <w:r>
+        <w:t xml:space="preserve"> voglio poter chiudere i due firewall per proteggermi dagli attacchi.</w:t>
+      </w:r>
+      <w:r>
+        <w:br/>
+      </w:r>
+      <w:r>
+        <w:rPr>
+          <w:b/>
+          <w:bCs/>
+        </w:rPr>
+        <w:t>Criteri di accettazione</w:t>
+      </w:r>
+    </w:p>
+    <w:p>
+      <w:pPr>
+        <w:pStyle w:val="Paragrafoelenco"/>
+        <w:numPr>
+          <w:ilvl w:val="1"/>
+          <w:numId w:val="1"/>
+        </w:numPr>
+      </w:pPr>
+      <w:r>
+        <w:t>Il giocatore può attivare i firewall tramite un pulsante.</w:t>
+      </w:r>
+    </w:p>
+    <w:p>
+      <w:pPr>
+        <w:pStyle w:val="Paragrafoelenco"/>
+        <w:numPr>
+          <w:ilvl w:val="1"/>
+          <w:numId w:val="1"/>
+        </w:numPr>
+      </w:pPr>
+      <w:r>
+        <w:t>Quando il firewall è attivo blocca determinati attacchi.</w:t>
+      </w:r>
+    </w:p>
+    <w:p>
+      <w:pPr>
+        <w:pStyle w:val="Paragrafoelenco"/>
+      </w:pPr>
+      <w:r>
+        <w:t>Stima: S</w:t>
       </w:r>
     </w:p>
     <w:p>
@@ -125,7 +496,76 @@
         </w:numPr>
       </w:pPr>
       <w:r>
-        <w:t xml:space="preserve">Come utente voglio potere chiudere i 2 firewall </w:t>
+        <w:t xml:space="preserve">Come </w:t>
+      </w:r>
+      <w:r>
+        <w:t>giocatore</w:t>
+      </w:r>
+      <w:r>
+        <w:t xml:space="preserve"> voglio poter ricevere il jumpscare per rendere i</w:t>
+      </w:r>
+      <w:r>
+        <w:t>l</w:t>
+      </w:r>
+      <w:r>
+        <w:t xml:space="preserve"> più spaventoso e immersivo possibile</w:t>
+      </w:r>
+      <w:r>
+        <w:t>.</w:t>
+      </w:r>
+      <w:r>
+        <w:br/>
+      </w:r>
+      <w:r>
+        <w:rPr>
+          <w:b/>
+          <w:bCs/>
+        </w:rPr>
+        <w:t>Criteri di accettazione</w:t>
+      </w:r>
+    </w:p>
+    <w:p>
+      <w:pPr>
+        <w:pStyle w:val="Paragrafoelenco"/>
+        <w:numPr>
+          <w:ilvl w:val="1"/>
+          <w:numId w:val="1"/>
+        </w:numPr>
+      </w:pPr>
+      <w:r>
+        <w:t>Quando un animatronico raggiunge il giocatore viene attivato il jumpscare.</w:t>
+      </w:r>
+    </w:p>
+    <w:p>
+      <w:pPr>
+        <w:pStyle w:val="Paragrafoelenco"/>
+        <w:numPr>
+          <w:ilvl w:val="1"/>
+          <w:numId w:val="1"/>
+        </w:numPr>
+      </w:pPr>
+      <w:r>
+        <w:t>Il jumpscare mostra animazione e suono.</w:t>
+      </w:r>
+    </w:p>
+    <w:p>
+      <w:pPr>
+        <w:pStyle w:val="Paragrafoelenco"/>
+        <w:numPr>
+          <w:ilvl w:val="1"/>
+          <w:numId w:val="1"/>
+        </w:numPr>
+      </w:pPr>
+      <w:r>
+        <w:t>Dopo il jumpscare il gioco finisce</w:t>
+      </w:r>
+    </w:p>
+    <w:p>
+      <w:pPr>
+        <w:pStyle w:val="Paragrafoelenco"/>
+      </w:pPr>
+      <w:r>
+        <w:t>Stima S</w:t>
       </w:r>
     </w:p>
     <w:p>
@@ -137,45 +577,452 @@
         </w:numPr>
       </w:pPr>
       <w:r>
-        <w:t>Come utente voglio potere</w:t>
-      </w:r>
-      <w:r>
-        <w:t xml:space="preserve"> ricevere il </w:t>
+        <w:t xml:space="preserve">Come </w:t>
+      </w:r>
+      <w:r>
+        <w:t>giocatore</w:t>
+      </w:r>
+      <w:r>
+        <w:t xml:space="preserve"> voglio poter caricare la barra di THE SINGULARITY per </w:t>
+      </w:r>
+      <w:r>
+        <w:t xml:space="preserve">non </w:t>
+      </w:r>
+      <w:r>
+        <w:t>attivare</w:t>
+      </w:r>
+      <w:r>
+        <w:t xml:space="preserve"> il suo attacco</w:t>
+      </w:r>
+      <w:r>
+        <w:t>.</w:t>
+      </w:r>
+      <w:r>
+        <w:br/>
+      </w:r>
+      <w:r>
+        <w:rPr>
+          <w:b/>
+          <w:bCs/>
+        </w:rPr>
+        <w:t>Criteri di accettazione</w:t>
+      </w:r>
+    </w:p>
+    <w:p>
+      <w:pPr>
+        <w:pStyle w:val="Paragrafoelenco"/>
+        <w:numPr>
+          <w:ilvl w:val="1"/>
+          <w:numId w:val="1"/>
+        </w:numPr>
+      </w:pPr>
+      <w:r>
+        <w:t xml:space="preserve">Durante la partita la barra di THE SINGULARITY si </w:t>
+      </w:r>
+      <w:r>
+        <w:t>scarica</w:t>
+      </w:r>
+      <w:r>
+        <w:t xml:space="preserve"> progressivamente.</w:t>
+      </w:r>
+    </w:p>
+    <w:p>
+      <w:pPr>
+        <w:pStyle w:val="Paragrafoelenco"/>
+        <w:numPr>
+          <w:ilvl w:val="1"/>
+          <w:numId w:val="1"/>
+        </w:numPr>
+      </w:pPr>
+      <w:r>
+        <w:t>Il giocatore può visualizzare il livello della barra sullo schermo.</w:t>
+      </w:r>
+    </w:p>
+    <w:p>
+      <w:pPr>
+        <w:pStyle w:val="Paragrafoelenco"/>
+        <w:numPr>
+          <w:ilvl w:val="1"/>
+          <w:numId w:val="1"/>
+        </w:numPr>
+      </w:pPr>
+      <w:r>
+        <w:t xml:space="preserve">Il giocatore può </w:t>
+      </w:r>
+      <w:r>
+        <w:t>caricare</w:t>
+      </w:r>
+      <w:r>
+        <w:t xml:space="preserve"> il livello della barra </w:t>
+      </w:r>
+      <w:r>
+        <w:t>tramite bottone</w:t>
+      </w:r>
+      <w:r>
+        <w:t>.</w:t>
+      </w:r>
+    </w:p>
+    <w:p>
+      <w:pPr>
+        <w:pStyle w:val="Paragrafoelenco"/>
+      </w:pPr>
+      <w:r>
+        <w:t>Stima: M</w:t>
+      </w:r>
+    </w:p>
+    <w:p>
+      <w:pPr>
+        <w:pStyle w:val="Paragrafoelenco"/>
+        <w:numPr>
+          <w:ilvl w:val="0"/>
+          <w:numId w:val="1"/>
+        </w:numPr>
+      </w:pPr>
+      <w:r>
+        <w:t xml:space="preserve">Come </w:t>
+      </w:r>
+      <w:r>
+        <w:t>giocatore</w:t>
+      </w:r>
+      <w:r>
+        <w:t xml:space="preserve"> voglio poter ricevere l’attacco di THE SINGULARITY per aumentare la difficoltà del gioco.</w:t>
+      </w:r>
+      <w:r>
+        <w:t xml:space="preserve"> </w:t>
+      </w:r>
+      <w:r>
+        <w:br/>
+      </w:r>
+      <w:r>
+        <w:rPr>
+          <w:b/>
+          <w:bCs/>
+        </w:rPr>
+        <w:t>Criteri di accettazione</w:t>
+      </w:r>
+    </w:p>
+    <w:p>
+      <w:pPr>
+        <w:pStyle w:val="Paragrafoelenco"/>
+        <w:numPr>
+          <w:ilvl w:val="1"/>
+          <w:numId w:val="1"/>
+        </w:numPr>
+      </w:pPr>
+      <w:r>
+        <w:t xml:space="preserve">Quando la barra raggiunge </w:t>
+      </w:r>
+      <w:r>
+        <w:t>lo 0</w:t>
+      </w:r>
+      <w:r>
+        <w:t xml:space="preserve"> viene attivato l’attacco.</w:t>
+      </w:r>
+    </w:p>
+    <w:p>
+      <w:pPr>
+        <w:pStyle w:val="Paragrafoelenco"/>
+        <w:numPr>
+          <w:ilvl w:val="1"/>
+          <w:numId w:val="1"/>
+        </w:numPr>
+      </w:pPr>
+      <w:r>
+        <w:t>L’attacco ha effetti visibili sul gameplay.</w:t>
+      </w:r>
+    </w:p>
+    <w:p>
+      <w:pPr>
+        <w:pStyle w:val="Paragrafoelenco"/>
+        <w:numPr>
+          <w:ilvl w:val="1"/>
+          <w:numId w:val="1"/>
+        </w:numPr>
+      </w:pPr>
+      <w:r>
+        <w:t>Durante l’attacco Il giocatore non potrà fare nulla</w:t>
+      </w:r>
+    </w:p>
+    <w:p>
+      <w:pPr>
+        <w:pStyle w:val="Paragrafoelenco"/>
+      </w:pPr>
+      <w:r>
+        <w:t>Stima: S</w:t>
+      </w:r>
+    </w:p>
+    <w:p>
+      <w:pPr>
+        <w:pStyle w:val="Paragrafoelenco"/>
+        <w:numPr>
+          <w:ilvl w:val="0"/>
+          <w:numId w:val="1"/>
+        </w:numPr>
+      </w:pPr>
+      <w:r>
+        <w:t xml:space="preserve">Come </w:t>
+      </w:r>
+      <w:r>
+        <w:t>giocatore</w:t>
+      </w:r>
+      <w:r>
+        <w:t xml:space="preserve"> voglio poter caricare la barra di </w:t>
+      </w:r>
+      <w:r>
+        <w:t>THE UNKNOWN</w:t>
+      </w:r>
+      <w:r>
+        <w:t xml:space="preserve"> </w:t>
+      </w:r>
+      <w:r>
+        <w:t xml:space="preserve">per </w:t>
+      </w:r>
+      <w:r>
+        <w:t>fare in modo che non venga liberato</w:t>
+      </w:r>
+      <w:r>
+        <w:br/>
+      </w:r>
+      <w:r>
+        <w:rPr>
+          <w:b/>
+          <w:bCs/>
+        </w:rPr>
+        <w:t>Criteri di accettazione</w:t>
+      </w:r>
+    </w:p>
+    <w:p>
+      <w:pPr>
+        <w:pStyle w:val="Paragrafoelenco"/>
+        <w:numPr>
+          <w:ilvl w:val="1"/>
+          <w:numId w:val="1"/>
+        </w:numPr>
+      </w:pPr>
+      <w:r>
+        <w:t xml:space="preserve">Durante la partita la barra di </w:t>
+      </w:r>
+      <w:r>
+        <w:t>THE UNKNOWN</w:t>
+      </w:r>
+      <w:r>
+        <w:t xml:space="preserve"> si </w:t>
+      </w:r>
+      <w:r>
+        <w:t>scarica</w:t>
+      </w:r>
+      <w:r>
+        <w:t xml:space="preserve"> progressivamente</w:t>
+      </w:r>
+    </w:p>
+    <w:p>
+      <w:pPr>
+        <w:pStyle w:val="Paragrafoelenco"/>
+        <w:numPr>
+          <w:ilvl w:val="1"/>
+          <w:numId w:val="1"/>
+        </w:numPr>
+      </w:pPr>
+      <w:r>
+        <w:t xml:space="preserve">Quando la barra arriva a 0 </w:t>
+      </w:r>
+      <w:r>
+        <w:t>THE UNKNOWN</w:t>
+      </w:r>
+      <w:r>
+        <w:t xml:space="preserve"> viene liberato</w:t>
+      </w:r>
+    </w:p>
+    <w:p>
+      <w:pPr>
+        <w:pStyle w:val="Paragrafoelenco"/>
+      </w:pPr>
+      <w:r>
+        <w:t xml:space="preserve">Stima: </w:t>
+      </w:r>
+      <w:r>
+        <w:t>M</w:t>
+      </w:r>
+    </w:p>
+    <w:p>
+      <w:pPr>
+        <w:pStyle w:val="Paragrafoelenco"/>
+        <w:numPr>
+          <w:ilvl w:val="0"/>
+          <w:numId w:val="1"/>
+        </w:numPr>
+      </w:pPr>
+      <w:r>
+        <w:t xml:space="preserve">Come </w:t>
+      </w:r>
+      <w:r>
+        <w:t>giocatore</w:t>
+      </w:r>
+      <w:r>
+        <w:t xml:space="preserve"> voglio potere </w:t>
+      </w:r>
+      <w:r>
+        <w:t>sentire</w:t>
+      </w:r>
+      <w:r>
+        <w:t xml:space="preserve"> il movimento </w:t>
+      </w:r>
+      <w:r>
+        <w:t>di THE UNKNOWN</w:t>
+      </w:r>
+      <w:r>
+        <w:t xml:space="preserve"> per potermi preparare al suo attacco</w:t>
+      </w:r>
+      <w:r>
+        <w:br/>
+      </w:r>
+      <w:r>
+        <w:rPr>
+          <w:b/>
+          <w:bCs/>
+        </w:rPr>
+        <w:t>Criteri di accettazione</w:t>
+      </w:r>
+    </w:p>
+    <w:p>
+      <w:pPr>
+        <w:pStyle w:val="Paragrafoelenco"/>
+        <w:numPr>
+          <w:ilvl w:val="1"/>
+          <w:numId w:val="1"/>
+        </w:numPr>
+      </w:pPr>
+      <w:r>
+        <w:t xml:space="preserve">I rumori si intensificano </w:t>
       </w:r>
       <w:proofErr w:type="spellStart"/>
       <w:r>
-        <w:t>jumps</w:t>
-      </w:r>
-      <w:r>
-        <w:t>c</w:t>
-      </w:r>
-      <w:r>
-        <w:t>are</w:t>
+        <w:t>piu</w:t>
       </w:r>
       <w:proofErr w:type="spellEnd"/>
       <w:r>
+        <w:t xml:space="preserve"> THE UNKNOWN è vicino all’attacco</w:t>
+      </w:r>
+    </w:p>
+    <w:p>
+      <w:pPr>
+        <w:pStyle w:val="Paragrafoelenco"/>
+        <w:numPr>
+          <w:ilvl w:val="1"/>
+          <w:numId w:val="1"/>
+        </w:numPr>
+      </w:pPr>
+      <w:r>
+        <w:t>I rumori possono essere diversi sia</w:t>
+      </w:r>
+      <w:r>
+        <w:t xml:space="preserve"> che in volume che in intensità</w:t>
+      </w:r>
+      <w:r>
         <w:t xml:space="preserve"> </w:t>
       </w:r>
     </w:p>
     <w:p>
       <w:pPr>
         <w:pStyle w:val="Paragrafoelenco"/>
+      </w:pPr>
+      <w:r>
+        <w:t>Stima: L</w:t>
+      </w:r>
+    </w:p>
+    <w:p>
+      <w:pPr>
+        <w:pStyle w:val="Paragrafoelenco"/>
         <w:numPr>
           <w:ilvl w:val="0"/>
           <w:numId w:val="1"/>
         </w:numPr>
       </w:pPr>
       <w:r>
-        <w:t>Come utente voglio potere</w:t>
-      </w:r>
+        <w:t xml:space="preserve">Come </w:t>
+      </w:r>
+      <w:r>
+        <w:t>giocatore</w:t>
+      </w:r>
+      <w:r>
+        <w:t xml:space="preserve"> voglio potere mettere la maschera</w:t>
+      </w:r>
+      <w:r>
+        <w:t xml:space="preserve"> per potermi difendere dall’attacco di THE UNKNOWN</w:t>
+      </w:r>
+      <w:r>
+        <w:br/>
+      </w:r>
+      <w:r>
+        <w:rPr>
+          <w:b/>
+          <w:bCs/>
+        </w:rPr>
+        <w:t>Criteri di accettazione</w:t>
+      </w:r>
+    </w:p>
+    <w:p>
+      <w:pPr>
+        <w:pStyle w:val="Paragrafoelenco"/>
+        <w:numPr>
+          <w:ilvl w:val="1"/>
+          <w:numId w:val="1"/>
+        </w:numPr>
+      </w:pPr>
+      <w:r>
+        <w:t xml:space="preserve">Una volta messa si </w:t>
+      </w:r>
+      <w:proofErr w:type="spellStart"/>
+      <w:r>
+        <w:t>potra</w:t>
+      </w:r>
+      <w:proofErr w:type="spellEnd"/>
+      <w:r>
+        <w:t xml:space="preserve"> pure togliere la maschera </w:t>
+      </w:r>
+    </w:p>
+    <w:p>
+      <w:pPr>
+        <w:pStyle w:val="Paragrafoelenco"/>
+        <w:numPr>
+          <w:ilvl w:val="1"/>
+          <w:numId w:val="1"/>
+        </w:numPr>
+      </w:pPr>
+      <w:proofErr w:type="gramStart"/>
+      <w:r>
+        <w:lastRenderedPageBreak/>
+        <w:t>Nel cosa</w:t>
+      </w:r>
+      <w:proofErr w:type="gramEnd"/>
       <w:r>
         <w:t xml:space="preserve"> </w:t>
       </w:r>
       <w:r>
-        <w:t>caricare la barra</w:t>
-      </w:r>
-      <w:r>
-        <w:t xml:space="preserve"> di THE SINGULARITY</w:t>
+        <w:t>THE UNKNOWN</w:t>
+      </w:r>
+      <w:r>
+        <w:t xml:space="preserve"> faccia un attacco mentre si ha la maschera l’attacco non deve avere effetto</w:t>
+      </w:r>
+    </w:p>
+    <w:p>
+      <w:pPr>
+        <w:pStyle w:val="Paragrafoelenco"/>
+        <w:numPr>
+          <w:ilvl w:val="1"/>
+          <w:numId w:val="1"/>
+        </w:numPr>
+      </w:pPr>
+      <w:r>
+        <w:t>Mentre di ha la maschera non si possono guardare telecamere o chiudere firewall</w:t>
+      </w:r>
+    </w:p>
+    <w:p>
+      <w:pPr>
+        <w:pStyle w:val="Paragrafoelenco"/>
+      </w:pPr>
+      <w:r>
+        <w:t>Stima: M</w:t>
       </w:r>
     </w:p>
     <w:p>
@@ -187,10 +1034,104 @@
         </w:numPr>
       </w:pPr>
       <w:r>
-        <w:t xml:space="preserve">Come utente voglio potere ricevere l’attacco </w:t>
-      </w:r>
-      <w:r>
-        <w:t>di THE SINGULARITY</w:t>
+        <w:t xml:space="preserve">Come </w:t>
+      </w:r>
+      <w:r>
+        <w:t>giocatore</w:t>
+      </w:r>
+      <w:r>
+        <w:t xml:space="preserve"> voglio potere ricevere l’attacco</w:t>
+      </w:r>
+      <w:r>
+        <w:t xml:space="preserve"> di</w:t>
+      </w:r>
+      <w:r>
+        <w:t xml:space="preserve"> </w:t>
+      </w:r>
+      <w:r>
+        <w:t>THE UNKNOWN</w:t>
+      </w:r>
+      <w:r>
+        <w:t xml:space="preserve"> per rendere il gioco </w:t>
+      </w:r>
+      <w:proofErr w:type="spellStart"/>
+      <w:r>
+        <w:t>piu</w:t>
+      </w:r>
+      <w:proofErr w:type="spellEnd"/>
+      <w:r>
+        <w:t xml:space="preserve"> spaventoso</w:t>
+      </w:r>
+      <w:r>
+        <w:br/>
+      </w:r>
+      <w:r>
+        <w:rPr>
+          <w:b/>
+          <w:bCs/>
+        </w:rPr>
+        <w:t>Criteri di accettazione</w:t>
+      </w:r>
+    </w:p>
+    <w:p>
+      <w:pPr>
+        <w:pStyle w:val="Paragrafoelenco"/>
+        <w:numPr>
+          <w:ilvl w:val="1"/>
+          <w:numId w:val="1"/>
+        </w:numPr>
+      </w:pPr>
+      <w:r>
+        <w:t xml:space="preserve">Se il giocatore ha la maschera il </w:t>
+      </w:r>
+      <w:proofErr w:type="spellStart"/>
+      <w:r>
+        <w:t>jumpsker</w:t>
+      </w:r>
+      <w:proofErr w:type="spellEnd"/>
+      <w:r>
+        <w:t xml:space="preserve"> non deve partire</w:t>
+      </w:r>
+    </w:p>
+    <w:p>
+      <w:pPr>
+        <w:pStyle w:val="Paragrafoelenco"/>
+        <w:numPr>
+          <w:ilvl w:val="1"/>
+          <w:numId w:val="1"/>
+        </w:numPr>
+      </w:pPr>
+      <w:r>
+        <w:t xml:space="preserve">Il giocatore deve </w:t>
+      </w:r>
+      <w:proofErr w:type="spellStart"/>
+      <w:r>
+        <w:t>visualiyyare</w:t>
+      </w:r>
+      <w:proofErr w:type="spellEnd"/>
+      <w:r>
+        <w:t xml:space="preserve"> gli effetti audio e video </w:t>
+      </w:r>
+      <w:proofErr w:type="spellStart"/>
+      <w:proofErr w:type="gramStart"/>
+      <w:r>
+        <w:t>dell</w:t>
+      </w:r>
+      <w:proofErr w:type="spellEnd"/>
+      <w:r>
+        <w:t xml:space="preserve"> attacco</w:t>
+      </w:r>
+      <w:proofErr w:type="gramEnd"/>
+      <w:r>
+        <w:t xml:space="preserve"> </w:t>
+      </w:r>
+    </w:p>
+    <w:p>
+      <w:pPr>
+        <w:pStyle w:val="Paragrafoelenco"/>
+      </w:pPr>
+      <w:r>
+        <w:t>Stima: S</w:t>
       </w:r>
     </w:p>
     <w:p>
@@ -202,7 +1143,58 @@
         </w:numPr>
       </w:pPr>
       <w:r>
-        <w:t>Come utente voglio potere fermare l’hackeraggio di THE UNKNOWN</w:t>
+        <w:t xml:space="preserve">Come </w:t>
+      </w:r>
+      <w:r>
+        <w:t>giocatore</w:t>
+      </w:r>
+      <w:r>
+        <w:t xml:space="preserve"> voglio che si salvi la partita</w:t>
+      </w:r>
+      <w:r>
+        <w:t xml:space="preserve"> per non perdere gli avanzamenti del gioco</w:t>
+      </w:r>
+      <w:r>
+        <w:br/>
+      </w:r>
+      <w:r>
+        <w:rPr>
+          <w:b/>
+          <w:bCs/>
+        </w:rPr>
+        <w:t>Criteri di accettazione</w:t>
+      </w:r>
+    </w:p>
+    <w:p>
+      <w:pPr>
+        <w:pStyle w:val="Paragrafoelenco"/>
+        <w:numPr>
+          <w:ilvl w:val="1"/>
+          <w:numId w:val="1"/>
+        </w:numPr>
+      </w:pPr>
+      <w:r>
+        <w:t>Alla apertura successiva del gioco il salvataggio dovrà fare partire la partita da li</w:t>
+      </w:r>
+    </w:p>
+    <w:p>
+      <w:pPr>
+        <w:pStyle w:val="Paragrafoelenco"/>
+        <w:numPr>
+          <w:ilvl w:val="1"/>
+          <w:numId w:val="1"/>
+        </w:numPr>
+      </w:pPr>
+      <w:r>
+        <w:t>Il salvataggio deve essere fatto su un file persistente</w:t>
+      </w:r>
+    </w:p>
+    <w:p>
+      <w:pPr>
+        <w:pStyle w:val="Paragrafoelenco"/>
+      </w:pPr>
+      <w:r>
+        <w:t>Stima: S</w:t>
       </w:r>
     </w:p>
     <w:p>
@@ -214,82 +1206,64 @@
         </w:numPr>
       </w:pPr>
       <w:r>
-        <w:t>Come utente voglio potere</w:t>
-      </w:r>
-      <w:r>
-        <w:t xml:space="preserve"> visualizzare il movimento </w:t>
-      </w:r>
-      <w:r>
-        <w:t xml:space="preserve">di </w:t>
-      </w:r>
-      <w:r>
-        <w:t>THE UNKNOWN</w:t>
-      </w:r>
-    </w:p>
-    <w:p>
-      <w:pPr>
-        <w:pStyle w:val="Paragrafoelenco"/>
-        <w:numPr>
-          <w:ilvl w:val="0"/>
-          <w:numId w:val="1"/>
-        </w:numPr>
-      </w:pPr>
-      <w:r>
-        <w:t>Come utente voglio potere</w:t>
-      </w:r>
-      <w:r>
-        <w:t xml:space="preserve"> mettere la maschera</w:t>
-      </w:r>
-    </w:p>
-    <w:p>
-      <w:pPr>
-        <w:pStyle w:val="Paragrafoelenco"/>
-        <w:numPr>
-          <w:ilvl w:val="0"/>
-          <w:numId w:val="1"/>
-        </w:numPr>
-      </w:pPr>
-      <w:r>
-        <w:t>Come utente voglio potere</w:t>
-      </w:r>
-      <w:r>
-        <w:t xml:space="preserve"> ricevere l’attacco</w:t>
-      </w:r>
-      <w:r>
-        <w:t xml:space="preserve"> di</w:t>
+        <w:t xml:space="preserve">Come </w:t>
+      </w:r>
+      <w:r>
+        <w:t>giocatore</w:t>
+      </w:r>
+      <w:r>
+        <w:t xml:space="preserve"> voglio potere visualizzare la schermata di morte/vittoria</w:t>
+      </w:r>
+      <w:r>
+        <w:t xml:space="preserve"> per </w:t>
+      </w:r>
+      <w:r>
+        <w:t>confermare la mia vittoria o la mia morte</w:t>
+      </w:r>
+      <w:r>
+        <w:br/>
+      </w:r>
+      <w:r>
+        <w:rPr>
+          <w:b/>
+          <w:bCs/>
+        </w:rPr>
+        <w:t>Criteri di accettazione</w:t>
       </w:r>
       <w:r>
         <w:t xml:space="preserve"> </w:t>
       </w:r>
-      <w:r>
-        <w:t>THE UNKNOWN</w:t>
-      </w:r>
-    </w:p>
-    <w:p>
-      <w:pPr>
-        <w:pStyle w:val="Paragrafoelenco"/>
-        <w:numPr>
-          <w:ilvl w:val="0"/>
-          <w:numId w:val="1"/>
-        </w:numPr>
-      </w:pPr>
-      <w:r>
-        <w:t>Come utente voglio che si salvi la partita</w:t>
-      </w:r>
-    </w:p>
-    <w:p>
-      <w:pPr>
-        <w:pStyle w:val="Paragrafoelenco"/>
-        <w:numPr>
-          <w:ilvl w:val="0"/>
-          <w:numId w:val="1"/>
-        </w:numPr>
-      </w:pPr>
-      <w:r>
-        <w:t>Come utente voglio potere</w:t>
-      </w:r>
-      <w:r>
-        <w:t xml:space="preserve"> visualizzare la schermata di morte/ vittoria</w:t>
+    </w:p>
+    <w:p>
+      <w:pPr>
+        <w:pStyle w:val="Paragrafoelenco"/>
+        <w:numPr>
+          <w:ilvl w:val="1"/>
+          <w:numId w:val="1"/>
+        </w:numPr>
+      </w:pPr>
+      <w:r>
+        <w:t>Dopo la morte si vede la schermata di morte</w:t>
+      </w:r>
+    </w:p>
+    <w:p>
+      <w:pPr>
+        <w:pStyle w:val="Paragrafoelenco"/>
+        <w:numPr>
+          <w:ilvl w:val="1"/>
+          <w:numId w:val="1"/>
+        </w:numPr>
+      </w:pPr>
+      <w:r>
+        <w:t>Dopo la vittoria si vede la schermata di vittoria</w:t>
+      </w:r>
+    </w:p>
+    <w:p>
+      <w:pPr>
+        <w:pStyle w:val="Paragrafoelenco"/>
+      </w:pPr>
+      <w:r>
+        <w:t xml:space="preserve">Stima: S </w:t>
       </w:r>
     </w:p>
     <w:p>
@@ -346,32 +1320,178 @@
         <w:t>: 2</w:t>
       </w:r>
       <w:r>
+        <w:t xml:space="preserve"> Priorita:</w:t>
+      </w:r>
+      <w:r>
+        <w:t>1</w:t>
+      </w:r>
+    </w:p>
+    <w:p>
+      <w:proofErr w:type="spellStart"/>
+      <w:r>
+        <w:t>Attivita</w:t>
+      </w:r>
+      <w:proofErr w:type="spellEnd"/>
+      <w:r>
+        <w:t>: 3</w:t>
+      </w:r>
+      <w:r>
+        <w:t xml:space="preserve"> Priorita:</w:t>
+      </w:r>
+      <w:r>
+        <w:t>1</w:t>
+      </w:r>
+    </w:p>
+    <w:p>
+      <w:proofErr w:type="spellStart"/>
+      <w:r>
+        <w:t>Attivita</w:t>
+      </w:r>
+      <w:proofErr w:type="spellEnd"/>
+      <w:r>
+        <w:t>: 4</w:t>
+      </w:r>
+      <w:r>
+        <w:t xml:space="preserve"> Priorita:1</w:t>
+      </w:r>
+    </w:p>
+    <w:p>
+      <w:proofErr w:type="spellStart"/>
+      <w:r>
+        <w:t>Attivita</w:t>
+      </w:r>
+      <w:proofErr w:type="spellEnd"/>
+      <w:r>
+        <w:t>: 5</w:t>
+      </w:r>
+      <w:r>
+        <w:t xml:space="preserve"> Priorita:1</w:t>
+      </w:r>
+    </w:p>
+    <w:p>
+      <w:proofErr w:type="spellStart"/>
+      <w:r>
+        <w:t>Attivita</w:t>
+      </w:r>
+      <w:proofErr w:type="spellEnd"/>
+      <w:r>
+        <w:t>: 6</w:t>
+      </w:r>
+      <w:r>
+        <w:t xml:space="preserve"> Priorita:1</w:t>
+      </w:r>
+    </w:p>
+    <w:p>
+      <w:r>
+        <w:t>SPRINT</w:t>
+      </w:r>
+      <w:r>
         <w:t xml:space="preserve"> </w:t>
       </w:r>
       <w:r>
-        <w:t>Priorita:</w:t>
+        <w:t xml:space="preserve">2 SETTIMANA </w:t>
+      </w:r>
+      <w:r>
+        <w:t>3/4</w:t>
+      </w:r>
+    </w:p>
+    <w:p>
+      <w:proofErr w:type="spellStart"/>
+      <w:r>
+        <w:t>Attivita</w:t>
+      </w:r>
+      <w:proofErr w:type="spellEnd"/>
+      <w:r>
+        <w:t>: 7 Priorita:1</w:t>
+      </w:r>
+    </w:p>
+    <w:p>
+      <w:proofErr w:type="spellStart"/>
+      <w:r>
+        <w:t>Attivita</w:t>
+      </w:r>
+      <w:proofErr w:type="spellEnd"/>
+      <w:r>
+        <w:t>: 8 Priorita:1</w:t>
+      </w:r>
+    </w:p>
+    <w:p>
+      <w:proofErr w:type="spellStart"/>
+      <w:r>
+        <w:t>Attivita</w:t>
+      </w:r>
+      <w:proofErr w:type="spellEnd"/>
+      <w:r>
+        <w:t>: 9 Priorita:1</w:t>
+      </w:r>
+    </w:p>
+    <w:p>
+      <w:r>
+        <w:t>SPRINT</w:t>
+      </w:r>
+      <w:r>
+        <w:t xml:space="preserve"> </w:t>
+      </w:r>
+      <w:r>
+        <w:t>3 SETTIMANA 5/6</w:t>
+      </w:r>
+    </w:p>
+    <w:p>
+      <w:proofErr w:type="spellStart"/>
+      <w:r>
+        <w:t>Attivita</w:t>
+      </w:r>
+      <w:proofErr w:type="spellEnd"/>
+      <w:r>
+        <w:t>: 10 Priorita:2</w:t>
+      </w:r>
+    </w:p>
+    <w:p>
+      <w:proofErr w:type="spellStart"/>
+      <w:r>
+        <w:t>Attivita</w:t>
+      </w:r>
+      <w:proofErr w:type="spellEnd"/>
+      <w:r>
+        <w:t>: 11 Priorita:2</w:t>
+      </w:r>
+    </w:p>
+    <w:p>
+      <w:proofErr w:type="spellStart"/>
+      <w:r>
+        <w:t>Attivita</w:t>
+      </w:r>
+      <w:proofErr w:type="spellEnd"/>
+      <w:r>
+        <w:t>: 16 Priorita:2</w:t>
+      </w:r>
+    </w:p>
+    <w:p>
+      <w:proofErr w:type="spellStart"/>
+      <w:r>
+        <w:t>Attivita</w:t>
+      </w:r>
+      <w:proofErr w:type="spellEnd"/>
+      <w:r>
+        <w:t>: 17 Priorita:</w:t>
       </w:r>
       <w:r>
         <w:t>1</w:t>
       </w:r>
     </w:p>
     <w:p>
+      <w:r>
+        <w:t>SPRINT 4 SETTIMANA 7/8</w:t>
+      </w:r>
+    </w:p>
+    <w:p>
       <w:proofErr w:type="spellStart"/>
       <w:r>
         <w:t>Attivita</w:t>
       </w:r>
       <w:proofErr w:type="spellEnd"/>
       <w:r>
-        <w:t>: 3</w:t>
-      </w:r>
-      <w:r>
-        <w:t xml:space="preserve"> </w:t>
-      </w:r>
-      <w:r>
-        <w:t>Priorita:</w:t>
-      </w:r>
-      <w:r>
-        <w:t>1</w:t>
+        <w:t>: 12 Priorita:3</w:t>
       </w:r>
     </w:p>
     <w:p>
@@ -381,13 +1501,7 @@
       </w:r>
       <w:proofErr w:type="spellEnd"/>
       <w:r>
-        <w:t>: 4</w:t>
-      </w:r>
-      <w:r>
-        <w:t xml:space="preserve"> </w:t>
-      </w:r>
-      <w:r>
-        <w:t>Priorita:1</w:t>
+        <w:t>: 13 Priorita:3</w:t>
       </w:r>
     </w:p>
     <w:p>
@@ -397,13 +1511,7 @@
       </w:r>
       <w:proofErr w:type="spellEnd"/>
       <w:r>
-        <w:t>: 5</w:t>
-      </w:r>
-      <w:r>
-        <w:t xml:space="preserve"> </w:t>
-      </w:r>
-      <w:r>
-        <w:t>Priorita:1</w:t>
+        <w:t>: 14 Priorita:3</w:t>
       </w:r>
     </w:p>
     <w:p>
@@ -413,279 +1521,7 @@
       </w:r>
       <w:proofErr w:type="spellEnd"/>
       <w:r>
-        <w:t>: 6</w:t>
-      </w:r>
-      <w:r>
-        <w:t xml:space="preserve"> </w:t>
-      </w:r>
-      <w:r>
-        <w:t>Priorita:1</w:t>
-      </w:r>
-    </w:p>
-    <w:p>
-      <w:r>
-        <w:t>SPRINT</w:t>
-      </w:r>
-      <w:r>
-        <w:t xml:space="preserve"> </w:t>
-      </w:r>
-      <w:r>
-        <w:t>2</w:t>
-      </w:r>
-      <w:r>
-        <w:t xml:space="preserve"> SETTIMANA </w:t>
-      </w:r>
-      <w:r>
-        <w:t>3/4</w:t>
-      </w:r>
-    </w:p>
-    <w:p>
-      <w:proofErr w:type="spellStart"/>
-      <w:r>
-        <w:t>Attivita</w:t>
-      </w:r>
-      <w:proofErr w:type="spellEnd"/>
-      <w:r>
-        <w:t xml:space="preserve">: </w:t>
-      </w:r>
-      <w:r>
-        <w:t>7</w:t>
-      </w:r>
-      <w:r>
-        <w:t xml:space="preserve"> Priorita:</w:t>
-      </w:r>
-      <w:r>
-        <w:t>1</w:t>
-      </w:r>
-    </w:p>
-    <w:p>
-      <w:proofErr w:type="spellStart"/>
-      <w:r>
-        <w:t>Attivita</w:t>
-      </w:r>
-      <w:proofErr w:type="spellEnd"/>
-      <w:r>
-        <w:t xml:space="preserve">: </w:t>
-      </w:r>
-      <w:r>
-        <w:t>8</w:t>
-      </w:r>
-      <w:r>
-        <w:t xml:space="preserve"> Priorita:</w:t>
-      </w:r>
-      <w:r>
-        <w:t>1</w:t>
-      </w:r>
-    </w:p>
-    <w:p>
-      <w:proofErr w:type="spellStart"/>
-      <w:r>
-        <w:t>Attivita</w:t>
-      </w:r>
-      <w:proofErr w:type="spellEnd"/>
-      <w:r>
-        <w:t xml:space="preserve">: </w:t>
-      </w:r>
-      <w:r>
-        <w:t>9</w:t>
-      </w:r>
-      <w:r>
-        <w:t xml:space="preserve"> Priorita:</w:t>
-      </w:r>
-      <w:r>
-        <w:t>1</w:t>
-      </w:r>
-    </w:p>
-    <w:p>
-      <w:r>
-        <w:t>SPRINT</w:t>
-      </w:r>
-      <w:r>
-        <w:t xml:space="preserve"> </w:t>
-      </w:r>
-      <w:r>
-        <w:t>3</w:t>
-      </w:r>
-      <w:r>
-        <w:t xml:space="preserve"> SETTIMANA </w:t>
-      </w:r>
-      <w:r>
-        <w:t>5</w:t>
-      </w:r>
-      <w:r>
-        <w:t>/</w:t>
-      </w:r>
-      <w:r>
-        <w:t>6</w:t>
-      </w:r>
-    </w:p>
-    <w:p>
-      <w:proofErr w:type="spellStart"/>
-      <w:r>
-        <w:t>Attivita</w:t>
-      </w:r>
-      <w:proofErr w:type="spellEnd"/>
-      <w:r>
-        <w:t>: 1</w:t>
-      </w:r>
-      <w:r>
-        <w:t>0</w:t>
-      </w:r>
-      <w:r>
-        <w:t xml:space="preserve"> Priorita:</w:t>
-      </w:r>
-      <w:r>
-        <w:t>2</w:t>
-      </w:r>
-    </w:p>
-    <w:p>
-      <w:proofErr w:type="spellStart"/>
-      <w:r>
-        <w:t>Attivita</w:t>
-      </w:r>
-      <w:proofErr w:type="spellEnd"/>
-      <w:r>
-        <w:t>: 1</w:t>
-      </w:r>
-      <w:r>
-        <w:t>1</w:t>
-      </w:r>
-      <w:r>
-        <w:t xml:space="preserve"> Priorita:</w:t>
-      </w:r>
-      <w:r>
-        <w:t>2</w:t>
-      </w:r>
-    </w:p>
-    <w:p>
-      <w:proofErr w:type="spellStart"/>
-      <w:r>
-        <w:t>Attivita</w:t>
-      </w:r>
-      <w:proofErr w:type="spellEnd"/>
-      <w:r>
-        <w:t>: 1</w:t>
-      </w:r>
-      <w:r>
-        <w:t>6</w:t>
-      </w:r>
-      <w:r>
-        <w:t xml:space="preserve"> Priorita:2</w:t>
-      </w:r>
-    </w:p>
-    <w:p>
-      <w:proofErr w:type="spellStart"/>
-      <w:r>
-        <w:t>Attivita</w:t>
-      </w:r>
-      <w:proofErr w:type="spellEnd"/>
-      <w:r>
-        <w:t>: 1</w:t>
-      </w:r>
-      <w:r>
-        <w:t>7</w:t>
-      </w:r>
-      <w:r>
-        <w:t xml:space="preserve"> Priorita:</w:t>
-      </w:r>
-      <w:r>
-        <w:t>1</w:t>
-      </w:r>
-    </w:p>
-    <w:p>
-      <w:r>
-        <w:t>SPRINT</w:t>
-      </w:r>
-      <w:r>
-        <w:t xml:space="preserve"> 4</w:t>
-      </w:r>
-      <w:r>
-        <w:t xml:space="preserve"> SETTIMANA </w:t>
-      </w:r>
-      <w:r>
-        <w:t>7</w:t>
-      </w:r>
-      <w:r>
-        <w:t>/</w:t>
-      </w:r>
-      <w:r>
-        <w:t>8</w:t>
-      </w:r>
-    </w:p>
-    <w:p>
-      <w:proofErr w:type="spellStart"/>
-      <w:r>
-        <w:t>Attivita</w:t>
-      </w:r>
-      <w:proofErr w:type="spellEnd"/>
-      <w:r>
-        <w:t>: 1</w:t>
-      </w:r>
-      <w:r>
-        <w:t>2</w:t>
-      </w:r>
-      <w:r>
-        <w:t xml:space="preserve"> Priorita:</w:t>
-      </w:r>
-      <w:r>
-        <w:t>3</w:t>
-      </w:r>
-    </w:p>
-    <w:p>
-      <w:proofErr w:type="spellStart"/>
-      <w:r>
-        <w:t>Attivita</w:t>
-      </w:r>
-      <w:proofErr w:type="spellEnd"/>
-      <w:r>
-        <w:t>: 1</w:t>
-      </w:r>
-      <w:r>
-        <w:t>3</w:t>
-      </w:r>
-      <w:r>
-        <w:t xml:space="preserve"> Priorita:</w:t>
-      </w:r>
-      <w:r>
-        <w:t>3</w:t>
-      </w:r>
-    </w:p>
-    <w:p>
-      <w:proofErr w:type="spellStart"/>
-      <w:r>
-        <w:t>Attivita</w:t>
-      </w:r>
-      <w:proofErr w:type="spellEnd"/>
-      <w:r>
-        <w:t>: 1</w:t>
-      </w:r>
-      <w:r>
-        <w:t>4</w:t>
-      </w:r>
-      <w:r>
-        <w:t xml:space="preserve"> Priorita:</w:t>
-      </w:r>
-      <w:r>
-        <w:t>3</w:t>
-      </w:r>
-    </w:p>
-    <w:p>
-      <w:proofErr w:type="spellStart"/>
-      <w:r>
-        <w:t>Attivita</w:t>
-      </w:r>
-      <w:proofErr w:type="spellEnd"/>
-      <w:r>
-        <w:t>: 1</w:t>
-      </w:r>
-      <w:r>
-        <w:t>5</w:t>
-      </w:r>
-      <w:r>
-        <w:t xml:space="preserve"> Priorita:</w:t>
-      </w:r>
-      <w:r>
-        <w:t>3</w:t>
+        <w:t>: 15 Priorita:3</w:t>
       </w:r>
     </w:p>
     <w:p/>
@@ -716,7 +1552,7 @@
         <w:ind w:left="720" w:hanging="360"/>
       </w:pPr>
     </w:lvl>
-    <w:lvl w:ilvl="1" w:tplc="08100019" w:tentative="1">
+    <w:lvl w:ilvl="1" w:tplc="08100019">
       <w:start w:val="1"/>
       <w:numFmt w:val="lowerLetter"/>
       <w:lvlText w:val="%2."/>
@@ -725,7 +1561,7 @@
         <w:ind w:left="1440" w:hanging="360"/>
       </w:pPr>
     </w:lvl>
-    <w:lvl w:ilvl="2" w:tplc="0810001B" w:tentative="1">
+    <w:lvl w:ilvl="2" w:tplc="0810001B">
       <w:start w:val="1"/>
       <w:numFmt w:val="lowerRoman"/>
       <w:lvlText w:val="%3."/>
@@ -1396,7 +2232,6 @@
   <w:style w:type="character" w:default="1" w:styleId="Carpredefinitoparagrafo">
     <w:name w:val="Default Paragraph Font"/>
     <w:uiPriority w:val="1"/>
-    <w:semiHidden/>
     <w:unhideWhenUsed/>
   </w:style>
   <w:style w:type="table" w:default="1" w:styleId="Tabellanormale">
@@ -1706,6 +2541,17 @@
       <w:smallCaps/>
       <w:color w:val="0F4761" w:themeColor="accent1" w:themeShade="BF"/>
       <w:spacing w:val="5"/>
+    </w:rPr>
+  </w:style>
+  <w:style w:type="paragraph" w:styleId="NormaleWeb">
+    <w:name w:val="Normal (Web)"/>
+    <w:basedOn w:val="Normale"/>
+    <w:uiPriority w:val="99"/>
+    <w:semiHidden/>
+    <w:unhideWhenUsed/>
+    <w:rsid w:val="007945B7"/>
+    <w:rPr>
+      <w:rFonts w:ascii="Times New Roman" w:hAnsi="Times New Roman" w:cs="Times New Roman"/>
     </w:rPr>
   </w:style>
 </w:styles>
@@ -2004,4 +2850,16 @@
     </a:ext>
   </a:extLst>
 </a:theme>
+</file>
+
+<file path=customXml/item1.xml><?xml version="1.0" encoding="utf-8"?>
+<b:Sources xmlns:b="http://schemas.openxmlformats.org/officeDocument/2006/bibliography" xmlns="http://schemas.openxmlformats.org/officeDocument/2006/bibliography" SelectedStyle="\APASixthEditionOfficeOnline.xsl" StyleName="APA" Version="6"/>
+</file>
+
+<file path=customXml/itemProps1.xml><?xml version="1.0" encoding="utf-8"?>
+<ds:datastoreItem xmlns:ds="http://schemas.openxmlformats.org/officeDocument/2006/customXml" ds:itemID="{7F01E500-51C0-4130-9393-A771EBC4D5F2}">
+  <ds:schemaRefs>
+    <ds:schemaRef ds:uri="http://schemas.openxmlformats.org/officeDocument/2006/bibliography"/>
+  </ds:schemaRefs>
+</ds:datastoreItem>
 </file>
--- a/7_Allegati/backlog.docx
+++ b/7_Allegati/backlog.docx
@@ -29,60 +29,13 @@
         </w:numPr>
       </w:pPr>
       <w:r>
-        <w:t>Come giocatore voglio vedere la schermata iniziale per poter iniziare a giocare o accedere alle altre funzionalità del gioco.</w:t>
-      </w:r>
-      <w:r>
-        <w:t xml:space="preserve"> </w:t>
-      </w:r>
-    </w:p>
-    <w:p>
-      <w:pPr>
-        <w:pStyle w:val="Paragrafoelenco"/>
-      </w:pPr>
-      <w:r>
-        <w:rPr>
-          <w:b/>
-          <w:bCs/>
-        </w:rPr>
-        <w:t>Criteri di accettazioni</w:t>
-      </w:r>
-    </w:p>
-    <w:p>
-      <w:pPr>
-        <w:pStyle w:val="Paragrafoelenco"/>
-        <w:numPr>
-          <w:ilvl w:val="1"/>
-          <w:numId w:val="1"/>
-        </w:numPr>
-      </w:pPr>
-      <w:r>
-        <w:t>All'avvio del gioco viene mostrata automaticamente la schermata iniziale.</w:t>
-      </w:r>
-    </w:p>
-    <w:p>
-      <w:pPr>
-        <w:pStyle w:val="Paragrafoelenco"/>
-        <w:numPr>
-          <w:ilvl w:val="1"/>
-          <w:numId w:val="1"/>
-        </w:numPr>
-      </w:pPr>
-      <w:r>
-        <w:t>La schermata iniziale contiene i pulsanti</w:t>
-      </w:r>
-      <w:r>
-        <w:t xml:space="preserve"> Gioca, manuale, impostazioni</w:t>
-      </w:r>
-      <w:r>
-        <w:t>.</w:t>
-      </w:r>
-    </w:p>
-    <w:p>
-      <w:pPr>
-        <w:pStyle w:val="Paragrafoelenco"/>
-      </w:pPr>
-      <w:r>
-        <w:t>Stima: S</w:t>
+        <w:t>Come utente voglio vedere la schermata ini</w:t>
+      </w:r>
+      <w:r>
+        <w:t>z</w:t>
+      </w:r>
+      <w:r>
+        <w:t>iale.</w:t>
       </w:r>
     </w:p>
     <w:p>
@@ -94,55 +47,10 @@
         </w:numPr>
       </w:pPr>
       <w:r>
-        <w:t>Come giocatore voglio vedere il manuale per poter capire le regole</w:t>
-      </w:r>
-      <w:r>
-        <w:br/>
-      </w:r>
-      <w:r>
-        <w:rPr>
-          <w:b/>
-          <w:bCs/>
-        </w:rPr>
-        <w:t>Criteri di accettazioni</w:t>
-      </w:r>
-    </w:p>
-    <w:p>
-      <w:pPr>
-        <w:pStyle w:val="Paragrafoelenco"/>
-        <w:numPr>
-          <w:ilvl w:val="1"/>
-          <w:numId w:val="1"/>
-        </w:numPr>
-      </w:pPr>
-      <w:r>
-        <w:t>Dal menu principale il giocatore può aprire la schermata del manuale.</w:t>
-      </w:r>
-    </w:p>
-    <w:p>
-      <w:pPr>
-        <w:pStyle w:val="Paragrafoelenco"/>
-        <w:numPr>
-          <w:ilvl w:val="1"/>
-          <w:numId w:val="1"/>
-        </w:numPr>
-      </w:pPr>
-      <w:r>
-        <w:t>Il manuale mostra le istruzioni</w:t>
-      </w:r>
-      <w:r>
-        <w:t xml:space="preserve"> su come giocare</w:t>
+        <w:t>Come utente voglio accedere al menu e modificare impostazioni</w:t>
       </w:r>
       <w:r>
         <w:t>.</w:t>
-      </w:r>
-    </w:p>
-    <w:p>
-      <w:pPr>
-        <w:pStyle w:val="Paragrafoelenco"/>
-      </w:pPr>
-      <w:r>
-        <w:t>Stima: S</w:t>
       </w:r>
     </w:p>
     <w:p>
@@ -154,60 +62,7 @@
         </w:numPr>
       </w:pPr>
       <w:r>
-        <w:t xml:space="preserve">Come giocatore voglio potere visualizzare </w:t>
-      </w:r>
-      <w:proofErr w:type="gramStart"/>
-      <w:r>
-        <w:t>le impostazione</w:t>
-      </w:r>
-      <w:proofErr w:type="gramEnd"/>
-      <w:r>
-        <w:t xml:space="preserve"> per poter cambiare le varie impostazioni di gioco</w:t>
-      </w:r>
-      <w:r>
-        <w:br/>
-      </w:r>
-      <w:r>
-        <w:rPr>
-          <w:b/>
-          <w:bCs/>
-        </w:rPr>
-        <w:t>Criteri di accettazione</w:t>
-      </w:r>
-    </w:p>
-    <w:p>
-      <w:pPr>
-        <w:pStyle w:val="Paragrafoelenco"/>
-        <w:numPr>
-          <w:ilvl w:val="1"/>
-          <w:numId w:val="1"/>
-        </w:numPr>
-      </w:pPr>
-      <w:r>
-        <w:t>Dal menu principale il giocatore può aprire la schermata</w:t>
-      </w:r>
-      <w:r>
-        <w:t xml:space="preserve"> delle impostazioni</w:t>
-      </w:r>
-    </w:p>
-    <w:p>
-      <w:pPr>
-        <w:pStyle w:val="Paragrafoelenco"/>
-        <w:numPr>
-          <w:ilvl w:val="1"/>
-          <w:numId w:val="1"/>
-        </w:numPr>
-      </w:pPr>
-      <w:r>
-        <w:t xml:space="preserve">Dal menu di impostazioni devo poter gestire le impostazioni di gioco </w:t>
-      </w:r>
-    </w:p>
-    <w:p>
-      <w:pPr>
-        <w:pStyle w:val="Paragrafoelenco"/>
-      </w:pPr>
-      <w:r>
-        <w:t>Stima: M</w:t>
+        <w:t>Come utente voglio vedere il manuale.</w:t>
       </w:r>
     </w:p>
     <w:p>
@@ -219,68 +74,7 @@
         </w:numPr>
       </w:pPr>
       <w:r>
-        <w:t xml:space="preserve">Come </w:t>
-      </w:r>
-      <w:r>
-        <w:t>giocatore</w:t>
-      </w:r>
-      <w:r>
-        <w:t xml:space="preserve"> voglio entrare in una partita per poter iniziare a giocare.</w:t>
-      </w:r>
-      <w:r>
-        <w:t xml:space="preserve"> </w:t>
-      </w:r>
-      <w:r>
-        <w:br/>
-      </w:r>
-      <w:r>
-        <w:rPr>
-          <w:b/>
-          <w:bCs/>
-        </w:rPr>
-        <w:t>Criteri di accettazione</w:t>
-      </w:r>
-    </w:p>
-    <w:p>
-      <w:pPr>
-        <w:pStyle w:val="Paragrafoelenco"/>
-        <w:numPr>
-          <w:ilvl w:val="1"/>
-          <w:numId w:val="1"/>
-        </w:numPr>
-      </w:pPr>
-      <w:r>
-        <w:t xml:space="preserve">Premendo il pulsante </w:t>
-      </w:r>
-      <w:r>
-        <w:rPr>
-          <w:b/>
-          <w:bCs/>
-        </w:rPr>
-        <w:t>Gioca</w:t>
-      </w:r>
-      <w:r>
-        <w:t xml:space="preserve"> dal menu principale viene caricata la partita.</w:t>
-      </w:r>
-    </w:p>
-    <w:p>
-      <w:pPr>
-        <w:pStyle w:val="Paragrafoelenco"/>
-        <w:numPr>
-          <w:ilvl w:val="1"/>
-          <w:numId w:val="1"/>
-        </w:numPr>
-      </w:pPr>
-      <w:r>
-        <w:t>Il giocatore viene portato nella schermata di gameplay.</w:t>
-      </w:r>
-    </w:p>
-    <w:p>
-      <w:pPr>
-        <w:pStyle w:val="Paragrafoelenco"/>
-      </w:pPr>
-      <w:r>
-        <w:t>Stima: M</w:t>
+        <w:t>Come utente voglio entrare in una partita.</w:t>
       </w:r>
     </w:p>
     <w:p>
@@ -292,70 +86,7 @@
         </w:numPr>
       </w:pPr>
       <w:r>
-        <w:t xml:space="preserve">Come </w:t>
-      </w:r>
-      <w:r>
-        <w:t>giocatore</w:t>
-      </w:r>
-      <w:r>
-        <w:t xml:space="preserve"> voglio visualizzare le telecamere per poter controllare le varie stanze.</w:t>
-      </w:r>
-      <w:r>
-        <w:t xml:space="preserve"> </w:t>
-      </w:r>
-      <w:r>
-        <w:br/>
-      </w:r>
-      <w:r>
-        <w:rPr>
-          <w:b/>
-          <w:bCs/>
-        </w:rPr>
-        <w:t>Criteri di accettazione</w:t>
-      </w:r>
-    </w:p>
-    <w:p>
-      <w:pPr>
-        <w:pStyle w:val="Paragrafoelenco"/>
-        <w:numPr>
-          <w:ilvl w:val="1"/>
-          <w:numId w:val="1"/>
-        </w:numPr>
-      </w:pPr>
-      <w:r>
-        <w:t>Il giocatore può aprire il sistema di telecamere durante la partita.</w:t>
-      </w:r>
-    </w:p>
-    <w:p>
-      <w:pPr>
-        <w:pStyle w:val="Paragrafoelenco"/>
-        <w:numPr>
-          <w:ilvl w:val="1"/>
-          <w:numId w:val="1"/>
-        </w:numPr>
-      </w:pPr>
-      <w:r>
-        <w:t>Le telecamere mostrano le stanze della mappa.</w:t>
-      </w:r>
-    </w:p>
-    <w:p>
-      <w:pPr>
-        <w:pStyle w:val="Paragrafoelenco"/>
-        <w:numPr>
-          <w:ilvl w:val="1"/>
-          <w:numId w:val="1"/>
-        </w:numPr>
-      </w:pPr>
-      <w:r>
-        <w:t xml:space="preserve">Il giocatore può accedere alle varie telecamere </w:t>
-      </w:r>
-    </w:p>
-    <w:p>
-      <w:pPr>
-        <w:pStyle w:val="Paragrafoelenco"/>
-      </w:pPr>
-      <w:r>
-        <w:t>Stima: M</w:t>
+        <w:t>Come utente voglio visualizzare le telecamere</w:t>
       </w:r>
     </w:p>
     <w:p>
@@ -367,64 +98,8 @@
         </w:numPr>
       </w:pPr>
       <w:r>
-        <w:t xml:space="preserve">Come </w:t>
-      </w:r>
-      <w:r>
-        <w:t>giocatore</w:t>
-      </w:r>
-      <w:r>
-        <w:t xml:space="preserve"> voglio poter visualizzare gli animatronici nelle varie stanze per monitorare i loro movimenti.</w:t>
-      </w:r>
-      <w:r>
-        <w:t xml:space="preserve"> </w:t>
-      </w:r>
-      <w:r>
-        <w:br/>
-      </w:r>
-      <w:r>
-        <w:rPr>
-          <w:b/>
-          <w:bCs/>
-        </w:rPr>
-        <w:t>Criteri di accettazione</w:t>
-      </w:r>
-    </w:p>
-    <w:p>
-      <w:pPr>
-        <w:pStyle w:val="Paragrafoelenco"/>
-        <w:numPr>
-          <w:ilvl w:val="1"/>
-          <w:numId w:val="1"/>
-        </w:numPr>
-      </w:pPr>
-      <w:r>
-        <w:t>Gli animatronici sono visibili nelle telecamere quando si trovano nella stanza.</w:t>
-      </w:r>
-    </w:p>
-    <w:p>
-      <w:pPr>
-        <w:pStyle w:val="Paragrafoelenco"/>
-        <w:numPr>
-          <w:ilvl w:val="1"/>
-          <w:numId w:val="1"/>
-        </w:numPr>
-      </w:pPr>
-      <w:r>
-        <w:t>La loro posizione cambia nel tempo.</w:t>
-      </w:r>
-    </w:p>
-    <w:p>
-      <w:pPr>
-        <w:pStyle w:val="Paragrafoelenco"/>
-      </w:pPr>
-      <w:r>
-        <w:t>Stima: L</w:t>
-      </w:r>
-    </w:p>
-    <w:p>
-      <w:pPr>
-        <w:pStyle w:val="Paragrafoelenco"/>
-      </w:pPr>
+        <w:t xml:space="preserve">Come utente voglio potere cambiare le telecamere </w:t>
+      </w:r>
     </w:p>
     <w:p>
       <w:pPr>
@@ -435,56 +110,10 @@
         </w:numPr>
       </w:pPr>
       <w:r>
-        <w:lastRenderedPageBreak/>
-        <w:t xml:space="preserve">Come </w:t>
-      </w:r>
-      <w:r>
-        <w:t>giocatore</w:t>
-      </w:r>
-      <w:r>
-        <w:t xml:space="preserve"> voglio poter chiudere i due firewall per proteggermi dagli attacchi.</w:t>
-      </w:r>
-      <w:r>
-        <w:br/>
-      </w:r>
-      <w:r>
-        <w:rPr>
-          <w:b/>
-          <w:bCs/>
-        </w:rPr>
-        <w:t>Criteri di accettazione</w:t>
-      </w:r>
-    </w:p>
-    <w:p>
-      <w:pPr>
-        <w:pStyle w:val="Paragrafoelenco"/>
-        <w:numPr>
-          <w:ilvl w:val="1"/>
-          <w:numId w:val="1"/>
-        </w:numPr>
-      </w:pPr>
-      <w:r>
-        <w:t>Il giocatore può attivare i firewall tramite un pulsante.</w:t>
-      </w:r>
-    </w:p>
-    <w:p>
-      <w:pPr>
-        <w:pStyle w:val="Paragrafoelenco"/>
-        <w:numPr>
-          <w:ilvl w:val="1"/>
-          <w:numId w:val="1"/>
-        </w:numPr>
-      </w:pPr>
-      <w:r>
-        <w:t>Quando il firewall è attivo blocca determinati attacchi.</w:t>
-      </w:r>
-    </w:p>
-    <w:p>
-      <w:pPr>
-        <w:pStyle w:val="Paragrafoelenco"/>
-      </w:pPr>
-      <w:r>
-        <w:t>Stima: S</w:t>
+        <w:t xml:space="preserve">Come utente voglio potere visualizzare gli animatronici nelle varie </w:t>
+      </w:r>
+      <w:r>
+        <w:t>stanze</w:t>
       </w:r>
     </w:p>
     <w:p>
@@ -496,76 +125,7 @@
         </w:numPr>
       </w:pPr>
       <w:r>
-        <w:t xml:space="preserve">Come </w:t>
-      </w:r>
-      <w:r>
-        <w:t>giocatore</w:t>
-      </w:r>
-      <w:r>
-        <w:t xml:space="preserve"> voglio poter ricevere il jumpscare per rendere i</w:t>
-      </w:r>
-      <w:r>
-        <w:t>l</w:t>
-      </w:r>
-      <w:r>
-        <w:t xml:space="preserve"> più spaventoso e immersivo possibile</w:t>
-      </w:r>
-      <w:r>
-        <w:t>.</w:t>
-      </w:r>
-      <w:r>
-        <w:br/>
-      </w:r>
-      <w:r>
-        <w:rPr>
-          <w:b/>
-          <w:bCs/>
-        </w:rPr>
-        <w:t>Criteri di accettazione</w:t>
-      </w:r>
-    </w:p>
-    <w:p>
-      <w:pPr>
-        <w:pStyle w:val="Paragrafoelenco"/>
-        <w:numPr>
-          <w:ilvl w:val="1"/>
-          <w:numId w:val="1"/>
-        </w:numPr>
-      </w:pPr>
-      <w:r>
-        <w:t>Quando un animatronico raggiunge il giocatore viene attivato il jumpscare.</w:t>
-      </w:r>
-    </w:p>
-    <w:p>
-      <w:pPr>
-        <w:pStyle w:val="Paragrafoelenco"/>
-        <w:numPr>
-          <w:ilvl w:val="1"/>
-          <w:numId w:val="1"/>
-        </w:numPr>
-      </w:pPr>
-      <w:r>
-        <w:t>Il jumpscare mostra animazione e suono.</w:t>
-      </w:r>
-    </w:p>
-    <w:p>
-      <w:pPr>
-        <w:pStyle w:val="Paragrafoelenco"/>
-        <w:numPr>
-          <w:ilvl w:val="1"/>
-          <w:numId w:val="1"/>
-        </w:numPr>
-      </w:pPr>
-      <w:r>
-        <w:t>Dopo il jumpscare il gioco finisce</w:t>
-      </w:r>
-    </w:p>
-    <w:p>
-      <w:pPr>
-        <w:pStyle w:val="Paragrafoelenco"/>
-      </w:pPr>
-      <w:r>
-        <w:t>Stima S</w:t>
+        <w:t xml:space="preserve">Come utente voglio potere chiudere i 2 firewall </w:t>
       </w:r>
     </w:p>
     <w:p>
@@ -577,97 +137,24 @@
         </w:numPr>
       </w:pPr>
       <w:r>
-        <w:t xml:space="preserve">Come </w:t>
-      </w:r>
-      <w:r>
-        <w:t>giocatore</w:t>
-      </w:r>
-      <w:r>
-        <w:t xml:space="preserve"> voglio poter caricare la barra di THE SINGULARITY per </w:t>
-      </w:r>
-      <w:r>
-        <w:t xml:space="preserve">non </w:t>
-      </w:r>
-      <w:r>
-        <w:t>attivare</w:t>
-      </w:r>
-      <w:r>
-        <w:t xml:space="preserve"> il suo attacco</w:t>
-      </w:r>
-      <w:r>
-        <w:t>.</w:t>
-      </w:r>
-      <w:r>
-        <w:br/>
-      </w:r>
-      <w:r>
-        <w:rPr>
-          <w:b/>
-          <w:bCs/>
-        </w:rPr>
-        <w:t>Criteri di accettazione</w:t>
-      </w:r>
-    </w:p>
-    <w:p>
-      <w:pPr>
-        <w:pStyle w:val="Paragrafoelenco"/>
-        <w:numPr>
-          <w:ilvl w:val="1"/>
-          <w:numId w:val="1"/>
-        </w:numPr>
-      </w:pPr>
-      <w:r>
-        <w:t xml:space="preserve">Durante la partita la barra di THE SINGULARITY si </w:t>
-      </w:r>
-      <w:r>
-        <w:t>scarica</w:t>
-      </w:r>
-      <w:r>
-        <w:t xml:space="preserve"> progressivamente.</w:t>
-      </w:r>
-    </w:p>
-    <w:p>
-      <w:pPr>
-        <w:pStyle w:val="Paragrafoelenco"/>
-        <w:numPr>
-          <w:ilvl w:val="1"/>
-          <w:numId w:val="1"/>
-        </w:numPr>
-      </w:pPr>
-      <w:r>
-        <w:t>Il giocatore può visualizzare il livello della barra sullo schermo.</w:t>
-      </w:r>
-    </w:p>
-    <w:p>
-      <w:pPr>
-        <w:pStyle w:val="Paragrafoelenco"/>
-        <w:numPr>
-          <w:ilvl w:val="1"/>
-          <w:numId w:val="1"/>
-        </w:numPr>
-      </w:pPr>
-      <w:r>
-        <w:t xml:space="preserve">Il giocatore può </w:t>
-      </w:r>
-      <w:r>
-        <w:t>caricare</w:t>
-      </w:r>
-      <w:r>
-        <w:t xml:space="preserve"> il livello della barra </w:t>
-      </w:r>
-      <w:r>
-        <w:t>tramite bottone</w:t>
-      </w:r>
-      <w:r>
-        <w:t>.</w:t>
-      </w:r>
-    </w:p>
-    <w:p>
-      <w:pPr>
-        <w:pStyle w:val="Paragrafoelenco"/>
-      </w:pPr>
-      <w:r>
-        <w:t>Stima: M</w:t>
+        <w:t>Come utente voglio potere</w:t>
+      </w:r>
+      <w:r>
+        <w:t xml:space="preserve"> ricevere il </w:t>
+      </w:r>
+      <w:proofErr w:type="spellStart"/>
+      <w:r>
+        <w:t>jumps</w:t>
+      </w:r>
+      <w:r>
+        <w:t>c</w:t>
+      </w:r>
+      <w:r>
+        <w:t>are</w:t>
+      </w:r>
+      <w:proofErr w:type="spellEnd"/>
+      <w:r>
+        <w:t xml:space="preserve"> </w:t>
       </w:r>
     </w:p>
     <w:p>
@@ -679,76 +166,16 @@
         </w:numPr>
       </w:pPr>
       <w:r>
-        <w:t xml:space="preserve">Come </w:t>
-      </w:r>
-      <w:r>
-        <w:t>giocatore</w:t>
-      </w:r>
-      <w:r>
-        <w:t xml:space="preserve"> voglio poter ricevere l’attacco di THE SINGULARITY per aumentare la difficoltà del gioco.</w:t>
+        <w:t>Come utente voglio potere</w:t>
       </w:r>
       <w:r>
         <w:t xml:space="preserve"> </w:t>
       </w:r>
       <w:r>
-        <w:br/>
-      </w:r>
-      <w:r>
-        <w:rPr>
-          <w:b/>
-          <w:bCs/>
-        </w:rPr>
-        <w:t>Criteri di accettazione</w:t>
-      </w:r>
-    </w:p>
-    <w:p>
-      <w:pPr>
-        <w:pStyle w:val="Paragrafoelenco"/>
-        <w:numPr>
-          <w:ilvl w:val="1"/>
-          <w:numId w:val="1"/>
-        </w:numPr>
-      </w:pPr>
-      <w:r>
-        <w:t xml:space="preserve">Quando la barra raggiunge </w:t>
-      </w:r>
-      <w:r>
-        <w:t>lo 0</w:t>
-      </w:r>
-      <w:r>
-        <w:t xml:space="preserve"> viene attivato l’attacco.</w:t>
-      </w:r>
-    </w:p>
-    <w:p>
-      <w:pPr>
-        <w:pStyle w:val="Paragrafoelenco"/>
-        <w:numPr>
-          <w:ilvl w:val="1"/>
-          <w:numId w:val="1"/>
-        </w:numPr>
-      </w:pPr>
-      <w:r>
-        <w:t>L’attacco ha effetti visibili sul gameplay.</w:t>
-      </w:r>
-    </w:p>
-    <w:p>
-      <w:pPr>
-        <w:pStyle w:val="Paragrafoelenco"/>
-        <w:numPr>
-          <w:ilvl w:val="1"/>
-          <w:numId w:val="1"/>
-        </w:numPr>
-      </w:pPr>
-      <w:r>
-        <w:t>Durante l’attacco Il giocatore non potrà fare nulla</w:t>
-      </w:r>
-    </w:p>
-    <w:p>
-      <w:pPr>
-        <w:pStyle w:val="Paragrafoelenco"/>
-      </w:pPr>
-      <w:r>
-        <w:t>Stima: S</w:t>
+        <w:t>caricare la barra</w:t>
+      </w:r>
+      <w:r>
+        <w:t xml:space="preserve"> di THE SINGULARITY</w:t>
       </w:r>
     </w:p>
     <w:p>
@@ -760,88 +187,10 @@
         </w:numPr>
       </w:pPr>
       <w:r>
-        <w:t xml:space="preserve">Come </w:t>
-      </w:r>
-      <w:r>
-        <w:t>giocatore</w:t>
-      </w:r>
-      <w:r>
-        <w:t xml:space="preserve"> voglio poter caricare la barra di </w:t>
-      </w:r>
-      <w:r>
-        <w:t>THE UNKNOWN</w:t>
-      </w:r>
-      <w:r>
-        <w:t xml:space="preserve"> </w:t>
-      </w:r>
-      <w:r>
-        <w:t xml:space="preserve">per </w:t>
-      </w:r>
-      <w:r>
-        <w:t>fare in modo che non venga liberato</w:t>
-      </w:r>
-      <w:r>
-        <w:br/>
-      </w:r>
-      <w:r>
-        <w:rPr>
-          <w:b/>
-          <w:bCs/>
-        </w:rPr>
-        <w:t>Criteri di accettazione</w:t>
-      </w:r>
-    </w:p>
-    <w:p>
-      <w:pPr>
-        <w:pStyle w:val="Paragrafoelenco"/>
-        <w:numPr>
-          <w:ilvl w:val="1"/>
-          <w:numId w:val="1"/>
-        </w:numPr>
-      </w:pPr>
-      <w:r>
-        <w:t xml:space="preserve">Durante la partita la barra di </w:t>
-      </w:r>
-      <w:r>
-        <w:t>THE UNKNOWN</w:t>
-      </w:r>
-      <w:r>
-        <w:t xml:space="preserve"> si </w:t>
-      </w:r>
-      <w:r>
-        <w:t>scarica</w:t>
-      </w:r>
-      <w:r>
-        <w:t xml:space="preserve"> progressivamente</w:t>
-      </w:r>
-    </w:p>
-    <w:p>
-      <w:pPr>
-        <w:pStyle w:val="Paragrafoelenco"/>
-        <w:numPr>
-          <w:ilvl w:val="1"/>
-          <w:numId w:val="1"/>
-        </w:numPr>
-      </w:pPr>
-      <w:r>
-        <w:t xml:space="preserve">Quando la barra arriva a 0 </w:t>
-      </w:r>
-      <w:r>
-        <w:t>THE UNKNOWN</w:t>
-      </w:r>
-      <w:r>
-        <w:t xml:space="preserve"> viene liberato</w:t>
-      </w:r>
-    </w:p>
-    <w:p>
-      <w:pPr>
-        <w:pStyle w:val="Paragrafoelenco"/>
-      </w:pPr>
-      <w:r>
-        <w:t xml:space="preserve">Stima: </w:t>
-      </w:r>
-      <w:r>
-        <w:t>M</w:t>
+        <w:t xml:space="preserve">Come utente voglio potere ricevere l’attacco </w:t>
+      </w:r>
+      <w:r>
+        <w:t>di THE SINGULARITY</w:t>
       </w:r>
     </w:p>
     <w:p>
@@ -853,81 +202,7 @@
         </w:numPr>
       </w:pPr>
       <w:r>
-        <w:t xml:space="preserve">Come </w:t>
-      </w:r>
-      <w:r>
-        <w:t>giocatore</w:t>
-      </w:r>
-      <w:r>
-        <w:t xml:space="preserve"> voglio potere </w:t>
-      </w:r>
-      <w:r>
-        <w:t>sentire</w:t>
-      </w:r>
-      <w:r>
-        <w:t xml:space="preserve"> il movimento </w:t>
-      </w:r>
-      <w:r>
-        <w:t>di THE UNKNOWN</w:t>
-      </w:r>
-      <w:r>
-        <w:t xml:space="preserve"> per potermi preparare al suo attacco</w:t>
-      </w:r>
-      <w:r>
-        <w:br/>
-      </w:r>
-      <w:r>
-        <w:rPr>
-          <w:b/>
-          <w:bCs/>
-        </w:rPr>
-        <w:t>Criteri di accettazione</w:t>
-      </w:r>
-    </w:p>
-    <w:p>
-      <w:pPr>
-        <w:pStyle w:val="Paragrafoelenco"/>
-        <w:numPr>
-          <w:ilvl w:val="1"/>
-          <w:numId w:val="1"/>
-        </w:numPr>
-      </w:pPr>
-      <w:r>
-        <w:t xml:space="preserve">I rumori si intensificano </w:t>
-      </w:r>
-      <w:proofErr w:type="spellStart"/>
-      <w:r>
-        <w:t>piu</w:t>
-      </w:r>
-      <w:proofErr w:type="spellEnd"/>
-      <w:r>
-        <w:t xml:space="preserve"> THE UNKNOWN è vicino all’attacco</w:t>
-      </w:r>
-    </w:p>
-    <w:p>
-      <w:pPr>
-        <w:pStyle w:val="Paragrafoelenco"/>
-        <w:numPr>
-          <w:ilvl w:val="1"/>
-          <w:numId w:val="1"/>
-        </w:numPr>
-      </w:pPr>
-      <w:r>
-        <w:t>I rumori possono essere diversi sia</w:t>
-      </w:r>
-      <w:r>
-        <w:t xml:space="preserve"> che in volume che in intensità</w:t>
-      </w:r>
-      <w:r>
-        <w:t xml:space="preserve"> </w:t>
-      </w:r>
-    </w:p>
-    <w:p>
-      <w:pPr>
-        <w:pStyle w:val="Paragrafoelenco"/>
-      </w:pPr>
-      <w:r>
-        <w:t>Stima: L</w:t>
+        <w:t>Come utente voglio potere fermare l’hackeraggio di THE UNKNOWN</w:t>
       </w:r>
     </w:p>
     <w:p>
@@ -939,90 +214,16 @@
         </w:numPr>
       </w:pPr>
       <w:r>
-        <w:t xml:space="preserve">Come </w:t>
-      </w:r>
-      <w:r>
-        <w:t>giocatore</w:t>
-      </w:r>
-      <w:r>
-        <w:t xml:space="preserve"> voglio potere mettere la maschera</w:t>
-      </w:r>
-      <w:r>
-        <w:t xml:space="preserve"> per potermi difendere dall’attacco di THE UNKNOWN</w:t>
-      </w:r>
-      <w:r>
-        <w:br/>
-      </w:r>
-      <w:r>
-        <w:rPr>
-          <w:b/>
-          <w:bCs/>
-        </w:rPr>
-        <w:t>Criteri di accettazione</w:t>
-      </w:r>
-    </w:p>
-    <w:p>
-      <w:pPr>
-        <w:pStyle w:val="Paragrafoelenco"/>
-        <w:numPr>
-          <w:ilvl w:val="1"/>
-          <w:numId w:val="1"/>
-        </w:numPr>
-      </w:pPr>
-      <w:r>
-        <w:t xml:space="preserve">Una volta messa si </w:t>
-      </w:r>
-      <w:proofErr w:type="spellStart"/>
-      <w:r>
-        <w:t>potra</w:t>
-      </w:r>
-      <w:proofErr w:type="spellEnd"/>
-      <w:r>
-        <w:t xml:space="preserve"> pure togliere la maschera </w:t>
-      </w:r>
-    </w:p>
-    <w:p>
-      <w:pPr>
-        <w:pStyle w:val="Paragrafoelenco"/>
-        <w:numPr>
-          <w:ilvl w:val="1"/>
-          <w:numId w:val="1"/>
-        </w:numPr>
-      </w:pPr>
-      <w:proofErr w:type="gramStart"/>
-      <w:r>
-        <w:lastRenderedPageBreak/>
-        <w:t>Nel cosa</w:t>
-      </w:r>
-      <w:proofErr w:type="gramEnd"/>
-      <w:r>
-        <w:t xml:space="preserve"> </w:t>
+        <w:t>Come utente voglio potere</w:t>
+      </w:r>
+      <w:r>
+        <w:t xml:space="preserve"> visualizzare il movimento </w:t>
+      </w:r>
+      <w:r>
+        <w:t xml:space="preserve">di </w:t>
       </w:r>
       <w:r>
         <w:t>THE UNKNOWN</w:t>
-      </w:r>
-      <w:r>
-        <w:t xml:space="preserve"> faccia un attacco mentre si ha la maschera l’attacco non deve avere effetto</w:t>
-      </w:r>
-    </w:p>
-    <w:p>
-      <w:pPr>
-        <w:pStyle w:val="Paragrafoelenco"/>
-        <w:numPr>
-          <w:ilvl w:val="1"/>
-          <w:numId w:val="1"/>
-        </w:numPr>
-      </w:pPr>
-      <w:r>
-        <w:t>Mentre di ha la maschera non si possono guardare telecamere o chiudere firewall</w:t>
-      </w:r>
-    </w:p>
-    <w:p>
-      <w:pPr>
-        <w:pStyle w:val="Paragrafoelenco"/>
-      </w:pPr>
-      <w:r>
-        <w:t>Stima: M</w:t>
       </w:r>
     </w:p>
     <w:p>
@@ -1034,104 +235,10 @@
         </w:numPr>
       </w:pPr>
       <w:r>
-        <w:t xml:space="preserve">Come </w:t>
-      </w:r>
-      <w:r>
-        <w:t>giocatore</w:t>
-      </w:r>
-      <w:r>
-        <w:t xml:space="preserve"> voglio potere ricevere l’attacco</w:t>
-      </w:r>
-      <w:r>
-        <w:t xml:space="preserve"> di</w:t>
-      </w:r>
-      <w:r>
-        <w:t xml:space="preserve"> </w:t>
-      </w:r>
-      <w:r>
-        <w:t>THE UNKNOWN</w:t>
-      </w:r>
-      <w:r>
-        <w:t xml:space="preserve"> per rendere il gioco </w:t>
-      </w:r>
-      <w:proofErr w:type="spellStart"/>
-      <w:r>
-        <w:t>piu</w:t>
-      </w:r>
-      <w:proofErr w:type="spellEnd"/>
-      <w:r>
-        <w:t xml:space="preserve"> spaventoso</w:t>
-      </w:r>
-      <w:r>
-        <w:br/>
-      </w:r>
-      <w:r>
-        <w:rPr>
-          <w:b/>
-          <w:bCs/>
-        </w:rPr>
-        <w:t>Criteri di accettazione</w:t>
-      </w:r>
-    </w:p>
-    <w:p>
-      <w:pPr>
-        <w:pStyle w:val="Paragrafoelenco"/>
-        <w:numPr>
-          <w:ilvl w:val="1"/>
-          <w:numId w:val="1"/>
-        </w:numPr>
-      </w:pPr>
-      <w:r>
-        <w:t xml:space="preserve">Se il giocatore ha la maschera il </w:t>
-      </w:r>
-      <w:proofErr w:type="spellStart"/>
-      <w:r>
-        <w:t>jumpsker</w:t>
-      </w:r>
-      <w:proofErr w:type="spellEnd"/>
-      <w:r>
-        <w:t xml:space="preserve"> non deve partire</w:t>
-      </w:r>
-    </w:p>
-    <w:p>
-      <w:pPr>
-        <w:pStyle w:val="Paragrafoelenco"/>
-        <w:numPr>
-          <w:ilvl w:val="1"/>
-          <w:numId w:val="1"/>
-        </w:numPr>
-      </w:pPr>
-      <w:r>
-        <w:t xml:space="preserve">Il giocatore deve </w:t>
-      </w:r>
-      <w:proofErr w:type="spellStart"/>
-      <w:r>
-        <w:t>visualiyyare</w:t>
-      </w:r>
-      <w:proofErr w:type="spellEnd"/>
-      <w:r>
-        <w:t xml:space="preserve"> gli effetti audio e video </w:t>
-      </w:r>
-      <w:proofErr w:type="spellStart"/>
-      <w:proofErr w:type="gramStart"/>
-      <w:r>
-        <w:t>dell</w:t>
-      </w:r>
-      <w:proofErr w:type="spellEnd"/>
-      <w:r>
-        <w:t xml:space="preserve"> attacco</w:t>
-      </w:r>
-      <w:proofErr w:type="gramEnd"/>
-      <w:r>
-        <w:t xml:space="preserve"> </w:t>
-      </w:r>
-    </w:p>
-    <w:p>
-      <w:pPr>
-        <w:pStyle w:val="Paragrafoelenco"/>
-      </w:pPr>
-      <w:r>
-        <w:t>Stima: S</w:t>
+        <w:t>Come utente voglio potere</w:t>
+      </w:r>
+      <w:r>
+        <w:t xml:space="preserve"> mettere la maschera</w:t>
       </w:r>
     </w:p>
     <w:p>
@@ -1143,58 +250,19 @@
         </w:numPr>
       </w:pPr>
       <w:r>
-        <w:t xml:space="preserve">Come </w:t>
-      </w:r>
-      <w:r>
-        <w:t>giocatore</w:t>
-      </w:r>
-      <w:r>
-        <w:t xml:space="preserve"> voglio che si salvi la partita</w:t>
-      </w:r>
-      <w:r>
-        <w:t xml:space="preserve"> per non perdere gli avanzamenti del gioco</w:t>
-      </w:r>
-      <w:r>
-        <w:br/>
-      </w:r>
-      <w:r>
-        <w:rPr>
-          <w:b/>
-          <w:bCs/>
-        </w:rPr>
-        <w:t>Criteri di accettazione</w:t>
-      </w:r>
-    </w:p>
-    <w:p>
-      <w:pPr>
-        <w:pStyle w:val="Paragrafoelenco"/>
-        <w:numPr>
-          <w:ilvl w:val="1"/>
-          <w:numId w:val="1"/>
-        </w:numPr>
-      </w:pPr>
-      <w:r>
-        <w:t>Alla apertura successiva del gioco il salvataggio dovrà fare partire la partita da li</w:t>
-      </w:r>
-    </w:p>
-    <w:p>
-      <w:pPr>
-        <w:pStyle w:val="Paragrafoelenco"/>
-        <w:numPr>
-          <w:ilvl w:val="1"/>
-          <w:numId w:val="1"/>
-        </w:numPr>
-      </w:pPr>
-      <w:r>
-        <w:t>Il salvataggio deve essere fatto su un file persistente</w:t>
-      </w:r>
-    </w:p>
-    <w:p>
-      <w:pPr>
-        <w:pStyle w:val="Paragrafoelenco"/>
-      </w:pPr>
-      <w:r>
-        <w:t>Stima: S</w:t>
+        <w:t>Come utente voglio potere</w:t>
+      </w:r>
+      <w:r>
+        <w:t xml:space="preserve"> ricevere l’attacco</w:t>
+      </w:r>
+      <w:r>
+        <w:t xml:space="preserve"> di</w:t>
+      </w:r>
+      <w:r>
+        <w:t xml:space="preserve"> </w:t>
+      </w:r>
+      <w:r>
+        <w:t>THE UNKNOWN</w:t>
       </w:r>
     </w:p>
     <w:p>
@@ -1206,64 +274,22 @@
         </w:numPr>
       </w:pPr>
       <w:r>
-        <w:t xml:space="preserve">Come </w:t>
-      </w:r>
-      <w:r>
-        <w:t>giocatore</w:t>
-      </w:r>
-      <w:r>
-        <w:t xml:space="preserve"> voglio potere visualizzare la schermata di morte/vittoria</w:t>
-      </w:r>
-      <w:r>
-        <w:t xml:space="preserve"> per </w:t>
-      </w:r>
-      <w:r>
-        <w:t>confermare la mia vittoria o la mia morte</w:t>
-      </w:r>
-      <w:r>
-        <w:br/>
-      </w:r>
-      <w:r>
-        <w:rPr>
-          <w:b/>
-          <w:bCs/>
-        </w:rPr>
-        <w:t>Criteri di accettazione</w:t>
-      </w:r>
-      <w:r>
-        <w:t xml:space="preserve"> </w:t>
+        <w:t>Come utente voglio che si salvi la partita</w:t>
       </w:r>
     </w:p>
     <w:p>
       <w:pPr>
         <w:pStyle w:val="Paragrafoelenco"/>
         <w:numPr>
-          <w:ilvl w:val="1"/>
+          <w:ilvl w:val="0"/>
           <w:numId w:val="1"/>
         </w:numPr>
       </w:pPr>
       <w:r>
-        <w:t>Dopo la morte si vede la schermata di morte</w:t>
-      </w:r>
-    </w:p>
-    <w:p>
-      <w:pPr>
-        <w:pStyle w:val="Paragrafoelenco"/>
-        <w:numPr>
-          <w:ilvl w:val="1"/>
-          <w:numId w:val="1"/>
-        </w:numPr>
-      </w:pPr>
-      <w:r>
-        <w:t>Dopo la vittoria si vede la schermata di vittoria</w:t>
-      </w:r>
-    </w:p>
-    <w:p>
-      <w:pPr>
-        <w:pStyle w:val="Paragrafoelenco"/>
-      </w:pPr>
-      <w:r>
-        <w:t xml:space="preserve">Stima: S </w:t>
+        <w:t>Come utente voglio potere</w:t>
+      </w:r>
+      <w:r>
+        <w:t xml:space="preserve"> visualizzare la schermata di morte/ vittoria</w:t>
       </w:r>
     </w:p>
     <w:p>
@@ -1320,6 +346,112 @@
         <w:t>: 2</w:t>
       </w:r>
       <w:r>
+        <w:t xml:space="preserve"> </w:t>
+      </w:r>
+      <w:r>
+        <w:t>Priorita:</w:t>
+      </w:r>
+      <w:r>
+        <w:t>1</w:t>
+      </w:r>
+    </w:p>
+    <w:p>
+      <w:proofErr w:type="spellStart"/>
+      <w:r>
+        <w:t>Attivita</w:t>
+      </w:r>
+      <w:proofErr w:type="spellEnd"/>
+      <w:r>
+        <w:t>: 3</w:t>
+      </w:r>
+      <w:r>
+        <w:t xml:space="preserve"> </w:t>
+      </w:r>
+      <w:r>
+        <w:t>Priorita:</w:t>
+      </w:r>
+      <w:r>
+        <w:t>1</w:t>
+      </w:r>
+    </w:p>
+    <w:p>
+      <w:proofErr w:type="spellStart"/>
+      <w:r>
+        <w:t>Attivita</w:t>
+      </w:r>
+      <w:proofErr w:type="spellEnd"/>
+      <w:r>
+        <w:t>: 4</w:t>
+      </w:r>
+      <w:r>
+        <w:t xml:space="preserve"> </w:t>
+      </w:r>
+      <w:r>
+        <w:t>Priorita:1</w:t>
+      </w:r>
+    </w:p>
+    <w:p>
+      <w:proofErr w:type="spellStart"/>
+      <w:r>
+        <w:t>Attivita</w:t>
+      </w:r>
+      <w:proofErr w:type="spellEnd"/>
+      <w:r>
+        <w:t>: 5</w:t>
+      </w:r>
+      <w:r>
+        <w:t xml:space="preserve"> </w:t>
+      </w:r>
+      <w:r>
+        <w:t>Priorita:1</w:t>
+      </w:r>
+    </w:p>
+    <w:p>
+      <w:proofErr w:type="spellStart"/>
+      <w:r>
+        <w:t>Attivita</w:t>
+      </w:r>
+      <w:proofErr w:type="spellEnd"/>
+      <w:r>
+        <w:t>: 6</w:t>
+      </w:r>
+      <w:r>
+        <w:t xml:space="preserve"> </w:t>
+      </w:r>
+      <w:r>
+        <w:t>Priorita:1</w:t>
+      </w:r>
+    </w:p>
+    <w:p>
+      <w:r>
+        <w:t>SPRINT</w:t>
+      </w:r>
+      <w:r>
+        <w:t xml:space="preserve"> </w:t>
+      </w:r>
+      <w:r>
+        <w:t>2</w:t>
+      </w:r>
+      <w:r>
+        <w:t xml:space="preserve"> SETTIMANA </w:t>
+      </w:r>
+      <w:r>
+        <w:t>3/4</w:t>
+      </w:r>
+    </w:p>
+    <w:p>
+      <w:proofErr w:type="spellStart"/>
+      <w:r>
+        <w:t>Attivita</w:t>
+      </w:r>
+      <w:proofErr w:type="spellEnd"/>
+      <w:r>
+        <w:t xml:space="preserve">: </w:t>
+      </w:r>
+      <w:r>
+        <w:t>7</w:t>
+      </w:r>
+      <w:r>
         <w:t xml:space="preserve"> Priorita:</w:t>
       </w:r>
       <w:r>
@@ -1333,7 +465,10 @@
       </w:r>
       <w:proofErr w:type="spellEnd"/>
       <w:r>
-        <w:t>: 3</w:t>
+        <w:t xml:space="preserve">: </w:t>
+      </w:r>
+      <w:r>
+        <w:t>8</w:t>
       </w:r>
       <w:r>
         <w:t xml:space="preserve"> Priorita:</w:t>
@@ -1349,10 +484,39 @@
       </w:r>
       <w:proofErr w:type="spellEnd"/>
       <w:r>
-        <w:t>: 4</w:t>
-      </w:r>
-      <w:r>
-        <w:t xml:space="preserve"> Priorita:1</w:t>
+        <w:t xml:space="preserve">: </w:t>
+      </w:r>
+      <w:r>
+        <w:t>9</w:t>
+      </w:r>
+      <w:r>
+        <w:t xml:space="preserve"> Priorita:</w:t>
+      </w:r>
+      <w:r>
+        <w:t>1</w:t>
+      </w:r>
+    </w:p>
+    <w:p>
+      <w:r>
+        <w:t>SPRINT</w:t>
+      </w:r>
+      <w:r>
+        <w:t xml:space="preserve"> </w:t>
+      </w:r>
+      <w:r>
+        <w:t>3</w:t>
+      </w:r>
+      <w:r>
+        <w:t xml:space="preserve"> SETTIMANA </w:t>
+      </w:r>
+      <w:r>
+        <w:t>5</w:t>
+      </w:r>
+      <w:r>
+        <w:t>/</w:t>
+      </w:r>
+      <w:r>
+        <w:t>6</w:t>
       </w:r>
     </w:p>
     <w:p>
@@ -1362,10 +526,16 @@
       </w:r>
       <w:proofErr w:type="spellEnd"/>
       <w:r>
-        <w:t>: 5</w:t>
-      </w:r>
-      <w:r>
-        <w:t xml:space="preserve"> Priorita:1</w:t>
+        <w:t>: 1</w:t>
+      </w:r>
+      <w:r>
+        <w:t>0</w:t>
+      </w:r>
+      <w:r>
+        <w:t xml:space="preserve"> Priorita:</w:t>
+      </w:r>
+      <w:r>
+        <w:t>2</w:t>
       </w:r>
     </w:p>
     <w:p>
@@ -1375,10 +545,51 @@
       </w:r>
       <w:proofErr w:type="spellEnd"/>
       <w:r>
-        <w:t>: 6</w:t>
-      </w:r>
-      <w:r>
-        <w:t xml:space="preserve"> Priorita:1</w:t>
+        <w:t>: 1</w:t>
+      </w:r>
+      <w:r>
+        <w:t>1</w:t>
+      </w:r>
+      <w:r>
+        <w:t xml:space="preserve"> Priorita:</w:t>
+      </w:r>
+      <w:r>
+        <w:t>2</w:t>
+      </w:r>
+    </w:p>
+    <w:p>
+      <w:proofErr w:type="spellStart"/>
+      <w:r>
+        <w:t>Attivita</w:t>
+      </w:r>
+      <w:proofErr w:type="spellEnd"/>
+      <w:r>
+        <w:t>: 1</w:t>
+      </w:r>
+      <w:r>
+        <w:t>6</w:t>
+      </w:r>
+      <w:r>
+        <w:t xml:space="preserve"> Priorita:2</w:t>
+      </w:r>
+    </w:p>
+    <w:p>
+      <w:proofErr w:type="spellStart"/>
+      <w:r>
+        <w:t>Attivita</w:t>
+      </w:r>
+      <w:proofErr w:type="spellEnd"/>
+      <w:r>
+        <w:t>: 1</w:t>
+      </w:r>
+      <w:r>
+        <w:t>7</w:t>
+      </w:r>
+      <w:r>
+        <w:t xml:space="preserve"> Priorita:</w:t>
+      </w:r>
+      <w:r>
+        <w:t>1</w:t>
       </w:r>
     </w:p>
     <w:p>
@@ -1386,13 +597,19 @@
         <w:t>SPRINT</w:t>
       </w:r>
       <w:r>
-        <w:t xml:space="preserve"> </w:t>
-      </w:r>
-      <w:r>
-        <w:t xml:space="preserve">2 SETTIMANA </w:t>
-      </w:r>
-      <w:r>
-        <w:t>3/4</w:t>
+        <w:t xml:space="preserve"> 4</w:t>
+      </w:r>
+      <w:r>
+        <w:t xml:space="preserve"> SETTIMANA </w:t>
+      </w:r>
+      <w:r>
+        <w:t>7</w:t>
+      </w:r>
+      <w:r>
+        <w:t>/</w:t>
+      </w:r>
+      <w:r>
+        <w:t>8</w:t>
       </w:r>
     </w:p>
     <w:p>
@@ -1402,7 +619,16 @@
       </w:r>
       <w:proofErr w:type="spellEnd"/>
       <w:r>
-        <w:t>: 7 Priorita:1</w:t>
+        <w:t>: 1</w:t>
+      </w:r>
+      <w:r>
+        <w:t>2</w:t>
+      </w:r>
+      <w:r>
+        <w:t xml:space="preserve"> Priorita:</w:t>
+      </w:r>
+      <w:r>
+        <w:t>3</w:t>
       </w:r>
     </w:p>
     <w:p>
@@ -1412,7 +638,16 @@
       </w:r>
       <w:proofErr w:type="spellEnd"/>
       <w:r>
-        <w:t>: 8 Priorita:1</w:t>
+        <w:t>: 1</w:t>
+      </w:r>
+      <w:r>
+        <w:t>3</w:t>
+      </w:r>
+      <w:r>
+        <w:t xml:space="preserve"> Priorita:</w:t>
+      </w:r>
+      <w:r>
+        <w:t>3</w:t>
       </w:r>
     </w:p>
     <w:p>
@@ -1422,18 +657,16 @@
       </w:r>
       <w:proofErr w:type="spellEnd"/>
       <w:r>
-        <w:t>: 9 Priorita:1</w:t>
-      </w:r>
-    </w:p>
-    <w:p>
-      <w:r>
-        <w:t>SPRINT</w:t>
-      </w:r>
-      <w:r>
-        <w:t xml:space="preserve"> </w:t>
-      </w:r>
-      <w:r>
-        <w:t>3 SETTIMANA 5/6</w:t>
+        <w:t>: 1</w:t>
+      </w:r>
+      <w:r>
+        <w:t>4</w:t>
+      </w:r>
+      <w:r>
+        <w:t xml:space="preserve"> Priorita:</w:t>
+      </w:r>
+      <w:r>
+        <w:t>3</w:t>
       </w:r>
     </w:p>
     <w:p>
@@ -1443,85 +676,16 @@
       </w:r>
       <w:proofErr w:type="spellEnd"/>
       <w:r>
-        <w:t>: 10 Priorita:2</w:t>
-      </w:r>
-    </w:p>
-    <w:p>
-      <w:proofErr w:type="spellStart"/>
-      <w:r>
-        <w:t>Attivita</w:t>
-      </w:r>
-      <w:proofErr w:type="spellEnd"/>
-      <w:r>
-        <w:t>: 11 Priorita:2</w:t>
-      </w:r>
-    </w:p>
-    <w:p>
-      <w:proofErr w:type="spellStart"/>
-      <w:r>
-        <w:t>Attivita</w:t>
-      </w:r>
-      <w:proofErr w:type="spellEnd"/>
-      <w:r>
-        <w:t>: 16 Priorita:2</w:t>
-      </w:r>
-    </w:p>
-    <w:p>
-      <w:proofErr w:type="spellStart"/>
-      <w:r>
-        <w:t>Attivita</w:t>
-      </w:r>
-      <w:proofErr w:type="spellEnd"/>
-      <w:r>
-        <w:t>: 17 Priorita:</w:t>
-      </w:r>
-      <w:r>
-        <w:t>1</w:t>
-      </w:r>
-    </w:p>
-    <w:p>
-      <w:r>
-        <w:t>SPRINT 4 SETTIMANA 7/8</w:t>
-      </w:r>
-    </w:p>
-    <w:p>
-      <w:proofErr w:type="spellStart"/>
-      <w:r>
-        <w:t>Attivita</w:t>
-      </w:r>
-      <w:proofErr w:type="spellEnd"/>
-      <w:r>
-        <w:t>: 12 Priorita:3</w:t>
-      </w:r>
-    </w:p>
-    <w:p>
-      <w:proofErr w:type="spellStart"/>
-      <w:r>
-        <w:t>Attivita</w:t>
-      </w:r>
-      <w:proofErr w:type="spellEnd"/>
-      <w:r>
-        <w:t>: 13 Priorita:3</w:t>
-      </w:r>
-    </w:p>
-    <w:p>
-      <w:proofErr w:type="spellStart"/>
-      <w:r>
-        <w:t>Attivita</w:t>
-      </w:r>
-      <w:proofErr w:type="spellEnd"/>
-      <w:r>
-        <w:t>: 14 Priorita:3</w:t>
-      </w:r>
-    </w:p>
-    <w:p>
-      <w:proofErr w:type="spellStart"/>
-      <w:r>
-        <w:t>Attivita</w:t>
-      </w:r>
-      <w:proofErr w:type="spellEnd"/>
-      <w:r>
-        <w:t>: 15 Priorita:3</w:t>
+        <w:t>: 1</w:t>
+      </w:r>
+      <w:r>
+        <w:t>5</w:t>
+      </w:r>
+      <w:r>
+        <w:t xml:space="preserve"> Priorita:</w:t>
+      </w:r>
+      <w:r>
+        <w:t>3</w:t>
       </w:r>
     </w:p>
     <w:p/>
@@ -1552,7 +716,7 @@
         <w:ind w:left="720" w:hanging="360"/>
       </w:pPr>
     </w:lvl>
-    <w:lvl w:ilvl="1" w:tplc="08100019">
+    <w:lvl w:ilvl="1" w:tplc="08100019" w:tentative="1">
       <w:start w:val="1"/>
       <w:numFmt w:val="lowerLetter"/>
       <w:lvlText w:val="%2."/>
@@ -1561,7 +725,7 @@
         <w:ind w:left="1440" w:hanging="360"/>
       </w:pPr>
     </w:lvl>
-    <w:lvl w:ilvl="2" w:tplc="0810001B">
+    <w:lvl w:ilvl="2" w:tplc="0810001B" w:tentative="1">
       <w:start w:val="1"/>
       <w:numFmt w:val="lowerRoman"/>
       <w:lvlText w:val="%3."/>
@@ -2232,6 +1396,7 @@
   <w:style w:type="character" w:default="1" w:styleId="Carpredefinitoparagrafo">
     <w:name w:val="Default Paragraph Font"/>
     <w:uiPriority w:val="1"/>
+    <w:semiHidden/>
     <w:unhideWhenUsed/>
   </w:style>
   <w:style w:type="table" w:default="1" w:styleId="Tabellanormale">
@@ -2541,17 +1706,6 @@
       <w:smallCaps/>
       <w:color w:val="0F4761" w:themeColor="accent1" w:themeShade="BF"/>
       <w:spacing w:val="5"/>
-    </w:rPr>
-  </w:style>
-  <w:style w:type="paragraph" w:styleId="NormaleWeb">
-    <w:name w:val="Normal (Web)"/>
-    <w:basedOn w:val="Normale"/>
-    <w:uiPriority w:val="99"/>
-    <w:semiHidden/>
-    <w:unhideWhenUsed/>
-    <w:rsid w:val="007945B7"/>
-    <w:rPr>
-      <w:rFonts w:ascii="Times New Roman" w:hAnsi="Times New Roman" w:cs="Times New Roman"/>
     </w:rPr>
   </w:style>
 </w:styles>
@@ -2850,16 +2004,4 @@
     </a:ext>
   </a:extLst>
 </a:theme>
-</file>
-
-<file path=customXml/item1.xml><?xml version="1.0" encoding="utf-8"?>
-<b:Sources xmlns:b="http://schemas.openxmlformats.org/officeDocument/2006/bibliography" xmlns="http://schemas.openxmlformats.org/officeDocument/2006/bibliography" SelectedStyle="\APASixthEditionOfficeOnline.xsl" StyleName="APA" Version="6"/>
-</file>
-
-<file path=customXml/itemProps1.xml><?xml version="1.0" encoding="utf-8"?>
-<ds:datastoreItem xmlns:ds="http://schemas.openxmlformats.org/officeDocument/2006/customXml" ds:itemID="{7F01E500-51C0-4130-9393-A771EBC4D5F2}">
-  <ds:schemaRefs>
-    <ds:schemaRef ds:uri="http://schemas.openxmlformats.org/officeDocument/2006/bibliography"/>
-  </ds:schemaRefs>
-</ds:datastoreItem>
 </file>